--- a/downloads/Pack 925 - Master Aligned Den Plan.docx
+++ b/downloads/Pack 925 - Master Aligned Den Plan.docx
@@ -840,7 +840,7 @@
           </w:tcPr>
           <w:p>
             <w:r>
-              <w:t>Personal Fitness</w:t>
+              <w:t>Outdoor Adventurer</w:t>
             </w:r>
           </w:p>
         </w:tc>
@@ -912,7 +912,7 @@
           </w:tcPr>
           <w:p>
             <w:r>
-              <w:t>Citizenship</w:t>
+              <w:t>Personal Fitness</w:t>
             </w:r>
           </w:p>
         </w:tc>
@@ -984,7 +984,7 @@
           </w:tcPr>
           <w:p>
             <w:r>
-              <w:t>Duty to God</w:t>
+              <w:t>Citizenship &amp; Duty to God</w:t>
             </w:r>
           </w:p>
         </w:tc>
@@ -1056,7 +1056,7 @@
           </w:tcPr>
           <w:p>
             <w:r>
-              <w:t>Outdoor Adventurer</w:t>
+              <w:t>Complete - Optional: Knife Safety</w:t>
             </w:r>
           </w:p>
         </w:tc>
@@ -1128,7 +1128,7 @@
           </w:tcPr>
           <w:p>
             <w:r>
-              <w:t>Knife Safety (elective) + Catch-Up</w:t>
+              <w:t>Crossed Over - Mentor &amp; Celebrate</w:t>
             </w:r>
           </w:p>
         </w:tc>
@@ -31103,7 +31103,7 @@
     </w:p>
     <w:p>
       <w:r>
-        <w:t>Arrow of Light Scouts are 5th graders earning the final Cub Scout rank and preparing to cross over into a Scouts BSA troop. AOL uses the PATROL METHOD - Scouts pick a patrol name, elect a patrol leader, and practice real youth leadership. A Den Chief should model troop-style leadership, then hand pieces of the meeting to the patrol leader.</w:t>
+        <w:t>Arrow of Light Scouts are 5th graders earning the final Cub Scout rank and crossing over into a Scouts BSA troop at the pack Crossover (about Feb 28). Because of that early exit, their adventures are COMPRESSED to finish by mid-February - all six required adventures are done before crossover. AOL uses the PATROL METHOD: Scouts pick a patrol name, elect a patrol leader, and practice real youth leadership, so a Den Chief should coach from the side and hand pieces of the meeting to the patrol leader.</w:t>
       </w:r>
     </w:p>
     <w:p>
@@ -33000,7 +33000,7 @@
           <w:color w:val="5B2A86"/>
           <w:sz w:val="28"/>
         </w:rPr>
-        <w:t>November 2026: Personal Fitness</w:t>
+        <w:t>November 2026: Outdoor Adventurer</w:t>
       </w:r>
     </w:p>
     <w:p>
@@ -33008,7 +33008,7 @@
         <w:rPr>
           <w:i/>
         </w:rPr>
-        <w:t>Connect fitness to camping: plan and cook a balanced camp meal, track activity, and move as a patrol.</w:t>
+        <w:t>Moved EARLY to the AOL Adventure Weekend campout (Nov 20-22, 2026) so the required overnight is done well before crossover. The two den nights are prep; the campout itself completes the outing requirements.</w:t>
       </w:r>
     </w:p>
     <w:tbl>
@@ -33084,7 +33084,7 @@
         <w:pStyle w:val="ListBullet"/>
       </w:pPr>
       <w:r>
-        <w:t>Personal Fitness req 2: Track the times you are active for 30+ minutes over a 14-day period; be ready to share whether you are living up to being physically fit.</w:t>
+        <w:t>Outdoor Adventurer req 5-8: Participate in the AOL Adventure Weekend campout (Nov 20-22). Help set up patrol gear before your own tent, keep the kitchen sanitary, and join the Sunday-morning patrol debrief (what went well / what to change, Outdoor Code, Leave No Trace).</w:t>
       </w:r>
     </w:p>
     <w:p>
@@ -33092,7 +33092,7 @@
         <w:pStyle w:val="ListBullet"/>
       </w:pPr>
       <w:r>
-        <w:t>Personal Fitness req 4: Review your BSA Annual Health and Medical Record with a parent/guardian at home.</w:t>
+        <w:t>If you cannot attend Nov 20-22, arrange a make-up overnight with your patrol, pack, family, or new troop before crossover.</w:t>
       </w:r>
     </w:p>
     <w:p>
@@ -33105,7 +33105,7 @@
           <w:color w:val="5B2A86"/>
           <w:sz w:val="25"/>
         </w:rPr>
-        <w:t>Thu Nov 5  —  Camp Meal Plan and Cook</w:t>
+        <w:t>Thu Nov 5  —  Campout Prep and Patrol Plan</w:t>
       </w:r>
     </w:p>
     <w:p>
@@ -33119,7 +33119,7 @@
         <w:t xml:space="preserve">Focus: </w:t>
       </w:r>
       <w:r>
-        <w:t>Plan a balanced camping meal and prepare it using camp gear.</w:t>
+        <w:t>Get ready for the Nov 20-22 campout: essentials, overnight gear, SAFE checklist, and map.</w:t>
       </w:r>
     </w:p>
     <w:p>
@@ -33138,7 +33138,31 @@
         <w:pStyle w:val="ListBullet"/>
       </w:pPr>
       <w:r>
-        <w:t>Personal Fitness 1 (Plan a balanced meal for camping; prepare it using camp gear)</w:t>
+        <w:t>Outdoor Adventurer 1 (Scout Basic Essentials)</w:t>
+      </w:r>
+    </w:p>
+    <w:p>
+      <w:pPr>
+        <w:pStyle w:val="ListBullet"/>
+      </w:pPr>
+      <w:r>
+        <w:t>Outdoor Adventurer 2 (What to bring and how to carry it)</w:t>
+      </w:r>
+    </w:p>
+    <w:p>
+      <w:pPr>
+        <w:pStyle w:val="ListBullet"/>
+      </w:pPr>
+      <w:r>
+        <w:t>Outdoor Adventurer 3 (BSA SAFE Checklist)</w:t>
+      </w:r>
+    </w:p>
+    <w:p>
+      <w:pPr>
+        <w:pStyle w:val="ListBullet"/>
+      </w:pPr>
+      <w:r>
+        <w:t>Outdoor Adventurer 4 (Locate camp and campsite on a map)</w:t>
       </w:r>
     </w:p>
     <w:p>
@@ -33154,18 +33178,18 @@
     </w:p>
     <w:p>
       <w:r>
-        <w:t>menu planning sheets, pencils, sample camp gear list, camp stove or backpacking stove, fuel handled by adults, cook pot or skillet, utensils, wash station, meal ingredients</w:t>
-      </w:r>
-    </w:p>
-    <w:p>
-      <w:pPr>
-        <w:spacing w:after="20"/>
-      </w:pPr>
-      <w:r>
-        <w:rPr>
-          <w:b/>
-        </w:rPr>
-        <w:t>Gathering — Camp Menu Sort</w:t>
+        <w:t>packing checklist, pencils, sample gear, BSA SAFE Checklist, chart paper, markers, camp map, printed site map or blank paper</w:t>
+      </w:r>
+    </w:p>
+    <w:p>
+      <w:pPr>
+        <w:spacing w:after="20"/>
+      </w:pPr>
+      <w:r>
+        <w:rPr>
+          <w:b/>
+        </w:rPr>
+        <w:t>Gathering — Pack Shakedown</w:t>
       </w:r>
     </w:p>
     <w:p>
@@ -33177,7 +33201,7 @@
         </w:numPr>
       </w:pPr>
       <w:r>
-        <w:t>Scouts sort food cards into protein, grain, fruit/vegetable, dairy, and treats.</w:t>
+        <w:t>Lay out real gear plus a few silly extras.</w:t>
       </w:r>
     </w:p>
     <w:p>
@@ -33189,7 +33213,7 @@
         </w:numPr>
       </w:pPr>
       <w:r>
-        <w:t>Patrol leader challenges them to build one balanced camp dinner from the cards.</w:t>
+        <w:t>Scouts sort what belongs in a day pack, overnight bag, patrol gear, or leave at home.</w:t>
       </w:r>
     </w:p>
     <w:p>
@@ -33201,7 +33225,7 @@
         </w:numPr>
       </w:pPr>
       <w:r>
-        <w:t>Discuss what packs well and what needs a cooler.</w:t>
+        <w:t>Patrol leader asks each Scout to explain one choice.</w:t>
       </w:r>
     </w:p>
     <w:p>
@@ -33259,7 +33283,7 @@
         <w:rPr>
           <w:b/>
         </w:rPr>
-        <w:t>Activity — Patrol Meal Planning</w:t>
+        <w:t>Activity — Essentials and Overnight Gear</w:t>
       </w:r>
     </w:p>
     <w:p>
@@ -33271,7 +33295,7 @@
         </w:numPr>
       </w:pPr>
       <w:r>
-        <w:t>In patrol teams, choose a realistic camp meal with protein, grain, fruit/vegetable, and drink.</w:t>
+        <w:t>Review the Scout Basic Essentials and why each matters on a campout.</w:t>
       </w:r>
     </w:p>
     <w:p>
@@ -33283,7 +33307,7 @@
         </w:numPr>
       </w:pPr>
       <w:r>
-        <w:t>Make a gear list, food list, and sanitation plan.</w:t>
+        <w:t>Scouts build a personal packing list including tent/sleeping gear and how they will carry it.</w:t>
       </w:r>
     </w:p>
     <w:p>
@@ -33295,7 +33319,7 @@
         </w:numPr>
       </w:pPr>
       <w:r>
-        <w:t>Patrol leader assigns cook, cleanup, safety, and timekeeper jobs.</w:t>
+        <w:t>Discuss what is personal gear versus patrol gear.</w:t>
       </w:r>
     </w:p>
     <w:p>
@@ -33307,18 +33331,18 @@
           <w:i/>
           <w:sz w:val="18"/>
         </w:rPr>
-        <w:t>Needs: menu planning sheets, pencils, sample camp gear list</w:t>
-      </w:r>
-    </w:p>
-    <w:p>
-      <w:pPr>
-        <w:spacing w:after="20"/>
-      </w:pPr>
-      <w:r>
-        <w:rPr>
-          <w:b/>
-        </w:rPr>
-        <w:t>Activity — Cook with Camp Gear</w:t>
+        <w:t>Needs: packing checklist, pencils, sample gear</w:t>
+      </w:r>
+    </w:p>
+    <w:p>
+      <w:pPr>
+        <w:spacing w:after="20"/>
+      </w:pPr>
+      <w:r>
+        <w:rPr>
+          <w:b/>
+        </w:rPr>
+        <w:t>Activity — SAFE Campout Plan</w:t>
       </w:r>
     </w:p>
     <w:p>
@@ -33330,7 +33354,7 @@
         </w:numPr>
       </w:pPr>
       <w:r>
-        <w:t>Prepare a simple balanced meal or trail-cooking sample using camp gear under adult stove supervision.</w:t>
+        <w:t>Review the four points of the BSA SAFE Checklist and apply each to the Nov 20-22 AOL Adventure Weekend.</w:t>
       </w:r>
     </w:p>
     <w:p>
@@ -33342,7 +33366,7 @@
         </w:numPr>
       </w:pPr>
       <w:r>
-        <w:t>Scouts practice handwashing, safe knife-free prep as needed, and cleanup.</w:t>
+        <w:t>Identify weather (cold-weather layers!), buddy system, adult supervision, medical forms, cooking, and fire boundaries.</w:t>
       </w:r>
     </w:p>
     <w:p>
@@ -33354,7 +33378,7 @@
         </w:numPr>
       </w:pPr>
       <w:r>
-        <w:t>Eat a small sample and judge: balanced, packable, and worth cooking again?</w:t>
+        <w:t>Patrol leader records questions to ask the campout coordinator.</w:t>
       </w:r>
     </w:p>
     <w:p>
@@ -33366,7 +33390,66 @@
           <w:i/>
           <w:sz w:val="18"/>
         </w:rPr>
-        <w:t>Needs: camp stove or backpacking stove, fuel handled by adults, cook pot or skillet, utensils, wash station, meal ingredients</w:t>
+        <w:t>Needs: BSA SAFE Checklist, chart paper, markers</w:t>
+      </w:r>
+    </w:p>
+    <w:p>
+      <w:pPr>
+        <w:spacing w:after="20"/>
+      </w:pPr>
+      <w:r>
+        <w:rPr>
+          <w:b/>
+        </w:rPr>
+        <w:t>Activity — Map and Campsite Layout</w:t>
+      </w:r>
+    </w:p>
+    <w:p>
+      <w:pPr>
+        <w:spacing w:after="20"/>
+        <w:numPr>
+          <w:ilvl w:val="0"/>
+          <w:numId w:val="398"/>
+        </w:numPr>
+      </w:pPr>
+      <w:r>
+        <w:t>Locate the camp and campsite on a map or printed camp map.</w:t>
+      </w:r>
+    </w:p>
+    <w:p>
+      <w:pPr>
+        <w:spacing w:after="20"/>
+        <w:numPr>
+          <w:ilvl w:val="0"/>
+          <w:numId w:val="398"/>
+        </w:numPr>
+      </w:pPr>
+      <w:r>
+        <w:t>Sketch where kitchen, eating area, tents, firepit, handwash, and trash should go.</w:t>
+      </w:r>
+    </w:p>
+    <w:p>
+      <w:pPr>
+        <w:spacing w:after="20"/>
+        <w:numPr>
+          <w:ilvl w:val="0"/>
+          <w:numId w:val="398"/>
+        </w:numPr>
+      </w:pPr>
+      <w:r>
+        <w:t>Agree that patrol gear setup comes before personal tents on arrival.</w:t>
+      </w:r>
+    </w:p>
+    <w:p>
+      <w:pPr>
+        <w:spacing w:after="40"/>
+      </w:pPr>
+      <w:r>
+        <w:rPr>
+          <w:i/>
+          <w:sz w:val="18"/>
+        </w:rPr>
+        <w:t>Needs: camp map, printed site map or blank paper, markers</w:t>
       </w:r>
     </w:p>
     <w:p>
@@ -33385,7 +33468,7 @@
         <w:spacing w:after="20"/>
         <w:numPr>
           <w:ilvl w:val="0"/>
-          <w:numId w:val="398"/>
+          <w:numId w:val="399"/>
         </w:numPr>
       </w:pPr>
       <w:r>
@@ -33397,7 +33480,7 @@
         <w:spacing w:after="20"/>
         <w:numPr>
           <w:ilvl w:val="0"/>
-          <w:numId w:val="398"/>
+          <w:numId w:val="399"/>
         </w:numPr>
       </w:pPr>
       <w:r>
@@ -33409,7 +33492,7 @@
         <w:spacing w:after="20"/>
         <w:numPr>
           <w:ilvl w:val="0"/>
-          <w:numId w:val="398"/>
+          <w:numId w:val="399"/>
         </w:numPr>
       </w:pPr>
       <w:r>
@@ -33432,7 +33515,7 @@
         <w:pStyle w:val="ListBullet"/>
       </w:pPr>
       <w:r>
-        <w:t>Start or continue the 14-day activity tracker.</w:t>
+        <w:t>Start gathering cold-weather layers and sleeping gear for Nov 20-22.</w:t>
       </w:r>
     </w:p>
     <w:p>
@@ -33440,7 +33523,7 @@
         <w:pStyle w:val="ListBullet"/>
       </w:pPr>
       <w:r>
-        <w:t>Ask parents to review the BSA Annual Health and Medical Record with you.</w:t>
+        <w:t>Turn in any required medical forms/permission for the campout.</w:t>
       </w:r>
     </w:p>
     <w:p>
@@ -33454,7 +33537,7 @@
         <w:t xml:space="preserve">Den Chief tip: </w:t>
       </w:r>
       <w:r>
-        <w:t>Follow site rules for cooking indoors/outdoors. If stoves are not allowed, use a no-cook camp meal and demonstrate gear setup.</w:t>
+        <w:t>November nights are cold - hammer on warm layers, dry socks, and a sleeping bag rated for the weather. Confirm every Scout has a ride to the campout.</w:t>
       </w:r>
     </w:p>
     <w:p>
@@ -33467,7 +33550,7 @@
           <w:color w:val="5B2A86"/>
           <w:sz w:val="25"/>
         </w:rPr>
-        <w:t>Thu Nov 19  —  Patrol Fitness Challenge</w:t>
+        <w:t>Thu Nov 19  —  Final Prep: Camp Kitchen &amp; Setup Skills</w:t>
       </w:r>
     </w:p>
     <w:p>
@@ -33481,7 +33564,7 @@
         <w:t xml:space="preserve">Focus: </w:t>
       </w:r>
       <w:r>
-        <w:t>Be active for 30 minutes, stretch safely, and reflect on the activity tracker.</w:t>
+        <w:t>Last den night before the campout: practice campsite setup, patrol gear, and kitchen sanitation so you can demonstrate them on Nov 20-22.</w:t>
       </w:r>
     </w:p>
     <w:p>
@@ -33500,7 +33583,7 @@
         <w:pStyle w:val="ListBullet"/>
       </w:pPr>
       <w:r>
-        <w:t>Personal Fitness 2 (Share 14-day activity tracking - if completed)</w:t>
+        <w:t>Outdoor Adventurer 6 prep (Campsite setup and patrol-gear-first plan - demonstrated at the campout)</w:t>
       </w:r>
     </w:p>
     <w:p>
@@ -33508,7 +33591,7 @@
         <w:pStyle w:val="ListBullet"/>
       </w:pPr>
       <w:r>
-        <w:t>Personal Fitness 3 (Active 30 minutes with patrol/another person including stretching and moving)</w:t>
+        <w:t>Outdoor Adventurer 7 prep (Food safety and kitchen sanitation - demonstrated at the campout)</w:t>
       </w:r>
     </w:p>
     <w:p>
@@ -33524,54 +33607,54 @@
     </w:p>
     <w:p>
       <w:r>
-        <w:t>open space, cones, stopwatch, water access, activity trackers, pencils</w:t>
-      </w:r>
-    </w:p>
-    <w:p>
-      <w:pPr>
-        <w:spacing w:after="20"/>
-      </w:pPr>
-      <w:r>
-        <w:rPr>
-          <w:b/>
-        </w:rPr>
-        <w:t>Gathering — Stretch Leader Warm-Up</w:t>
-      </w:r>
-    </w:p>
-    <w:p>
-      <w:pPr>
-        <w:spacing w:after="20"/>
-        <w:numPr>
-          <w:ilvl w:val="0"/>
-          <w:numId w:val="399"/>
-        </w:numPr>
-      </w:pPr>
-      <w:r>
-        <w:t>Patrol leader picks two Scouts to lead easy dynamic stretches.</w:t>
-      </w:r>
-    </w:p>
-    <w:p>
-      <w:pPr>
-        <w:spacing w:after="20"/>
-        <w:numPr>
-          <w:ilvl w:val="0"/>
-          <w:numId w:val="399"/>
-        </w:numPr>
-      </w:pPr>
-      <w:r>
-        <w:t>Den Chief checks form: slow, no bouncing, no pain.</w:t>
-      </w:r>
-    </w:p>
-    <w:p>
-      <w:pPr>
-        <w:spacing w:after="20"/>
-        <w:numPr>
-          <w:ilvl w:val="0"/>
-          <w:numId w:val="399"/>
-        </w:numPr>
-      </w:pPr>
-      <w:r>
-        <w:t>Everyone names one activity they did this week.</w:t>
+        <w:t>a tent or two, ground cloth, cones or rope to mark areas, 3 wash bins, biodegradable soap, sanitizer, dish towels, food storage bins</w:t>
+      </w:r>
+    </w:p>
+    <w:p>
+      <w:pPr>
+        <w:spacing w:after="20"/>
+      </w:pPr>
+      <w:r>
+        <w:rPr>
+          <w:b/>
+        </w:rPr>
+        <w:t>Gathering — Job Draft</w:t>
+      </w:r>
+    </w:p>
+    <w:p>
+      <w:pPr>
+        <w:spacing w:after="20"/>
+        <w:numPr>
+          <w:ilvl w:val="0"/>
+          <w:numId w:val="400"/>
+        </w:numPr>
+      </w:pPr>
+      <w:r>
+        <w:t>Patrol leader posts campout jobs: gearmaster, grubmaster, cook, water/sanitation, cleanup, fire helper.</w:t>
+      </w:r>
+    </w:p>
+    <w:p>
+      <w:pPr>
+        <w:spacing w:after="20"/>
+        <w:numPr>
+          <w:ilvl w:val="0"/>
+          <w:numId w:val="400"/>
+        </w:numPr>
+      </w:pPr>
+      <w:r>
+        <w:t>Scouts sign up for a job and a backup.</w:t>
+      </w:r>
+    </w:p>
+    <w:p>
+      <w:pPr>
+        <w:spacing w:after="20"/>
+        <w:numPr>
+          <w:ilvl w:val="0"/>
+          <w:numId w:val="400"/>
+        </w:numPr>
+      </w:pPr>
+      <w:r>
+        <w:t>Den Chief reviews what each job does on arrival day.</w:t>
       </w:r>
     </w:p>
     <w:p>
@@ -33590,7 +33673,7 @@
         <w:spacing w:after="20"/>
         <w:numPr>
           <w:ilvl w:val="0"/>
-          <w:numId w:val="400"/>
+          <w:numId w:val="401"/>
         </w:numPr>
       </w:pPr>
       <w:r>
@@ -33602,7 +33685,7 @@
         <w:spacing w:after="20"/>
         <w:numPr>
           <w:ilvl w:val="0"/>
-          <w:numId w:val="400"/>
+          <w:numId w:val="401"/>
         </w:numPr>
       </w:pPr>
       <w:r>
@@ -33614,7 +33697,7 @@
         <w:spacing w:after="20"/>
         <w:numPr>
           <w:ilvl w:val="0"/>
-          <w:numId w:val="400"/>
+          <w:numId w:val="401"/>
         </w:numPr>
       </w:pPr>
       <w:r>
@@ -33629,43 +33712,43 @@
         <w:rPr>
           <w:b/>
         </w:rPr>
-        <w:t>Activity — 30-Minute Patrol Movement Block</w:t>
-      </w:r>
-    </w:p>
-    <w:p>
-      <w:pPr>
-        <w:spacing w:after="20"/>
-        <w:numPr>
-          <w:ilvl w:val="0"/>
-          <w:numId w:val="401"/>
-        </w:numPr>
-      </w:pPr>
-      <w:r>
-        <w:t>Run a 30-minute rotation: brisk walk/jog, relay, bodyweight circuit, and cooperative game.</w:t>
-      </w:r>
-    </w:p>
-    <w:p>
-      <w:pPr>
-        <w:spacing w:after="20"/>
-        <w:numPr>
-          <w:ilvl w:val="0"/>
-          <w:numId w:val="401"/>
-        </w:numPr>
-      </w:pPr>
-      <w:r>
-        <w:t>Scouts take turns leading stations and encouraging the group.</w:t>
-      </w:r>
-    </w:p>
-    <w:p>
-      <w:pPr>
-        <w:spacing w:after="20"/>
-        <w:numPr>
-          <w:ilvl w:val="0"/>
-          <w:numId w:val="401"/>
-        </w:numPr>
-      </w:pPr>
-      <w:r>
-        <w:t>Cool down with slow stretches and water.</w:t>
+        <w:t>Activity — Set-Up Rehearsal</w:t>
+      </w:r>
+    </w:p>
+    <w:p>
+      <w:pPr>
+        <w:spacing w:after="20"/>
+        <w:numPr>
+          <w:ilvl w:val="0"/>
+          <w:numId w:val="402"/>
+        </w:numPr>
+      </w:pPr>
+      <w:r>
+        <w:t>Practice pitching a tent and laying out a patrol campsite in the meeting space or outside.</w:t>
+      </w:r>
+    </w:p>
+    <w:p>
+      <w:pPr>
+        <w:spacing w:after="20"/>
+        <w:numPr>
+          <w:ilvl w:val="0"/>
+          <w:numId w:val="402"/>
+        </w:numPr>
+      </w:pPr>
+      <w:r>
+        <w:t>Rehearse the rule: patrol gear (kitchen, dining fly, water) goes up before personal tents.</w:t>
+      </w:r>
+    </w:p>
+    <w:p>
+      <w:pPr>
+        <w:spacing w:after="20"/>
+        <w:numPr>
+          <w:ilvl w:val="0"/>
+          <w:numId w:val="402"/>
+        </w:numPr>
+      </w:pPr>
+      <w:r>
+        <w:t>Walk the arrival sequence the patrol will follow at camp.</w:t>
       </w:r>
     </w:p>
     <w:p>
@@ -33677,54 +33760,54 @@
           <w:i/>
           <w:sz w:val="18"/>
         </w:rPr>
-        <w:t>Needs: open space, cones, stopwatch, water access</w:t>
-      </w:r>
-    </w:p>
-    <w:p>
-      <w:pPr>
-        <w:spacing w:after="20"/>
-      </w:pPr>
-      <w:r>
-        <w:rPr>
-          <w:b/>
-        </w:rPr>
-        <w:t>Activity — Fitness Reflection Circle</w:t>
-      </w:r>
-    </w:p>
-    <w:p>
-      <w:pPr>
-        <w:spacing w:after="20"/>
-        <w:numPr>
-          <w:ilvl w:val="0"/>
-          <w:numId w:val="402"/>
-        </w:numPr>
-      </w:pPr>
-      <w:r>
-        <w:t>Scouts who finished trackers share patterns they noticed; others commit to finishing at home.</w:t>
-      </w:r>
-    </w:p>
-    <w:p>
-      <w:pPr>
-        <w:spacing w:after="20"/>
-        <w:numPr>
-          <w:ilvl w:val="0"/>
-          <w:numId w:val="402"/>
-        </w:numPr>
-      </w:pPr>
-      <w:r>
-        <w:t>Discuss how being physically fit helps on hikes, campouts, and in Scouts BSA.</w:t>
-      </w:r>
-    </w:p>
-    <w:p>
-      <w:pPr>
-        <w:spacing w:after="20"/>
-        <w:numPr>
-          <w:ilvl w:val="0"/>
-          <w:numId w:val="402"/>
-        </w:numPr>
-      </w:pPr>
-      <w:r>
-        <w:t>Patrol leader records who still needs the 14-day tracker.</w:t>
+        <w:t>Needs: a tent or two, ground cloth, cones or rope to mark areas</w:t>
+      </w:r>
+    </w:p>
+    <w:p>
+      <w:pPr>
+        <w:spacing w:after="20"/>
+      </w:pPr>
+      <w:r>
+        <w:rPr>
+          <w:b/>
+        </w:rPr>
+        <w:t>Activity — Camp Kitchen Sanitation</w:t>
+      </w:r>
+    </w:p>
+    <w:p>
+      <w:pPr>
+        <w:spacing w:after="20"/>
+        <w:numPr>
+          <w:ilvl w:val="0"/>
+          <w:numId w:val="403"/>
+        </w:numPr>
+      </w:pPr>
+      <w:r>
+        <w:t>Teach the 3-pot wash line (wash, rinse, sanitize) and safe food storage.</w:t>
+      </w:r>
+    </w:p>
+    <w:p>
+      <w:pPr>
+        <w:spacing w:after="20"/>
+        <w:numPr>
+          <w:ilvl w:val="0"/>
+          <w:numId w:val="403"/>
+        </w:numPr>
+      </w:pPr>
+      <w:r>
+        <w:t>Scouts practice handwashing timing, keeping raw/ready foods separate, and trash/critter control.</w:t>
+      </w:r>
+    </w:p>
+    <w:p>
+      <w:pPr>
+        <w:spacing w:after="20"/>
+        <w:numPr>
+          <w:ilvl w:val="0"/>
+          <w:numId w:val="403"/>
+        </w:numPr>
+      </w:pPr>
+      <w:r>
+        <w:t>Each Scout states one thing they will do to keep the kitchen safe at camp.</w:t>
       </w:r>
     </w:p>
     <w:p>
@@ -33736,7 +33819,7 @@
           <w:i/>
           <w:sz w:val="18"/>
         </w:rPr>
-        <w:t>Needs: activity trackers, pencils</w:t>
+        <w:t>Needs: 3 wash bins, biodegradable soap, sanitizer, dish towels, food storage bins</w:t>
       </w:r>
     </w:p>
     <w:p>
@@ -33755,7 +33838,7 @@
         <w:spacing w:after="20"/>
         <w:numPr>
           <w:ilvl w:val="0"/>
-          <w:numId w:val="403"/>
+          <w:numId w:val="404"/>
         </w:numPr>
       </w:pPr>
       <w:r>
@@ -33767,7 +33850,7 @@
         <w:spacing w:after="20"/>
         <w:numPr>
           <w:ilvl w:val="0"/>
-          <w:numId w:val="403"/>
+          <w:numId w:val="404"/>
         </w:numPr>
       </w:pPr>
       <w:r>
@@ -33779,7 +33862,7 @@
         <w:spacing w:after="20"/>
         <w:numPr>
           <w:ilvl w:val="0"/>
-          <w:numId w:val="403"/>
+          <w:numId w:val="404"/>
         </w:numPr>
       </w:pPr>
       <w:r>
@@ -33802,7 +33885,7 @@
         <w:pStyle w:val="ListBullet"/>
       </w:pPr>
       <w:r>
-        <w:t>Finish the 14-day tracker if needed and share it with the den leader.</w:t>
+        <w:t>Finish packing for Nov 20-22 using your checklist.</w:t>
       </w:r>
     </w:p>
     <w:p>
@@ -33810,7 +33893,7 @@
         <w:pStyle w:val="ListBullet"/>
       </w:pPr>
       <w:r>
-        <w:t>Confirm the health record review is complete.</w:t>
+        <w:t>At the campout: set patrol gear first, keep the kitchen sanitary, and join the Sunday-morning debrief to finish the adventure.</w:t>
       </w:r>
     </w:p>
     <w:p>
@@ -33824,7 +33907,7 @@
         <w:t xml:space="preserve">Den Chief tip: </w:t>
       </w:r>
       <w:r>
-        <w:t>Oldest Cubs can handle real leadership: let them lead stations, but keep adult eyes on safety and hydration.</w:t>
+        <w:t>Reqs 5-8 are completed AT the campout. Ask an adult to run a 10-minute Sunday debrief (went well / change next time, Outdoor Code, Leave No Trace) so the adventure is signed off on-site.</w:t>
       </w:r>
     </w:p>
     <w:p>
@@ -33838,7 +33921,7 @@
         <w:t xml:space="preserve">Flex week idea: </w:t>
       </w:r>
       <w:r>
-        <w:t>Nov 12 (Roundtable): make-up camp meal, extra fitness game night, or Scouting for Food prep as active service.</w:t>
+        <w:t>Nov 12 (Roundtable): campout gear swap, tent-pitching race, or cold-weather layering demo before the Nov 20-22 weekend.</w:t>
       </w:r>
     </w:p>
     <w:p>
@@ -33851,7 +33934,7 @@
           <w:color w:val="5B2A86"/>
           <w:sz w:val="28"/>
         </w:rPr>
-        <w:t>January 2027: Citizenship</w:t>
+        <w:t>January 2027: Personal Fitness</w:t>
       </w:r>
     </w:p>
     <w:p>
@@ -33859,7 +33942,7 @@
         <w:rPr>
           <w:i/>
         </w:rPr>
-        <w:t>Plan and complete meaningful service as a patrol, using the BSA SAFE Checklist and at least two total service hours.</w:t>
+        <w:t>Connect fitness to camping and everyday health: plan and cook a balanced meal with camp gear, track activity, and move as a patrol.</w:t>
       </w:r>
     </w:p>
     <w:tbl>
@@ -33951,7 +34034,15 @@
         <w:pStyle w:val="ListBullet"/>
       </w:pPr>
       <w:r>
-        <w:t>Citizenship req 2: If the den project does not reach two hours, complete additional approved service so your total is at least two hours.</w:t>
+        <w:t>Personal Fitness req 2: Track the times you are active for 30+ minutes over a 14-day period; be ready to share whether you are living up to being physically fit.</w:t>
+      </w:r>
+    </w:p>
+    <w:p>
+      <w:pPr>
+        <w:pStyle w:val="ListBullet"/>
+      </w:pPr>
+      <w:r>
+        <w:t>Personal Fitness req 4: Review your BSA Annual Health and Medical Record with a parent/guardian at home.</w:t>
       </w:r>
     </w:p>
     <w:p>
@@ -33964,7 +34055,7 @@
           <w:color w:val="5B2A86"/>
           <w:sz w:val="25"/>
         </w:rPr>
-        <w:t>Thu Jan 7  —  Choose and Plan Service</w:t>
+        <w:t>Thu Jan 7  —  Camp Meal Plan and Cook</w:t>
       </w:r>
     </w:p>
     <w:p>
@@ -33978,7 +34069,7 @@
         <w:t xml:space="preserve">Focus: </w:t>
       </w:r>
       <w:r>
-        <w:t>Identify a community service project and plan it safely using the BSA SAFE Checklist.</w:t>
+        <w:t>Plan a balanced camping meal and prepare it using camp gear.</w:t>
       </w:r>
     </w:p>
     <w:p>
@@ -33997,7 +34088,7 @@
         <w:pStyle w:val="ListBullet"/>
       </w:pPr>
       <w:r>
-        <w:t>Citizenship 1 (Identify a service project and use the BSA SAFE Checklist to plan it safely)</w:t>
+        <w:t>Personal Fitness 1 (Plan a balanced meal for camping; prepare it using camp gear)</w:t>
       </w:r>
     </w:p>
     <w:p>
@@ -34013,54 +34104,54 @@
     </w:p>
     <w:p>
       <w:r>
-        <w:t>project idea list, pencils, planning worksheet, BSA SAFE Checklist copy, chart paper, markers</w:t>
-      </w:r>
-    </w:p>
-    <w:p>
-      <w:pPr>
-        <w:spacing w:after="20"/>
-      </w:pPr>
-      <w:r>
-        <w:rPr>
-          <w:b/>
-        </w:rPr>
-        <w:t>Gathering — Community Needs Map</w:t>
-      </w:r>
-    </w:p>
-    <w:p>
-      <w:pPr>
-        <w:spacing w:after="20"/>
-        <w:numPr>
-          <w:ilvl w:val="0"/>
-          <w:numId w:val="404"/>
-        </w:numPr>
-      </w:pPr>
-      <w:r>
-        <w:t>Scouts put sticky notes on a local map or chart: parks, schools, food pantry, veterans, animal shelter, meeting place.</w:t>
-      </w:r>
-    </w:p>
-    <w:p>
-      <w:pPr>
-        <w:spacing w:after="20"/>
-        <w:numPr>
-          <w:ilvl w:val="0"/>
-          <w:numId w:val="404"/>
-        </w:numPr>
-      </w:pPr>
-      <w:r>
-        <w:t>For each note, add one way a patrol could help.</w:t>
-      </w:r>
-    </w:p>
-    <w:p>
-      <w:pPr>
-        <w:spacing w:after="20"/>
-        <w:numPr>
-          <w:ilvl w:val="0"/>
-          <w:numId w:val="404"/>
-        </w:numPr>
-      </w:pPr>
-      <w:r>
-        <w:t>Patrol leader groups ideas into indoor, outdoor, collection, and hands-on service.</w:t>
+        <w:t>menu planning sheets, pencils, sample camp gear list, camp stove or backpacking stove, fuel handled by adults, cook pot or skillet, utensils, wash station, meal ingredients</w:t>
+      </w:r>
+    </w:p>
+    <w:p>
+      <w:pPr>
+        <w:spacing w:after="20"/>
+      </w:pPr>
+      <w:r>
+        <w:rPr>
+          <w:b/>
+        </w:rPr>
+        <w:t>Gathering — Camp Menu Sort</w:t>
+      </w:r>
+    </w:p>
+    <w:p>
+      <w:pPr>
+        <w:spacing w:after="20"/>
+        <w:numPr>
+          <w:ilvl w:val="0"/>
+          <w:numId w:val="405"/>
+        </w:numPr>
+      </w:pPr>
+      <w:r>
+        <w:t>Scouts sort food cards into protein, grain, fruit/vegetable, dairy, and treats.</w:t>
+      </w:r>
+    </w:p>
+    <w:p>
+      <w:pPr>
+        <w:spacing w:after="20"/>
+        <w:numPr>
+          <w:ilvl w:val="0"/>
+          <w:numId w:val="405"/>
+        </w:numPr>
+      </w:pPr>
+      <w:r>
+        <w:t>Patrol leader challenges them to build one balanced camp dinner from the cards.</w:t>
+      </w:r>
+    </w:p>
+    <w:p>
+      <w:pPr>
+        <w:spacing w:after="20"/>
+        <w:numPr>
+          <w:ilvl w:val="0"/>
+          <w:numId w:val="405"/>
+        </w:numPr>
+      </w:pPr>
+      <w:r>
+        <w:t>Discuss what packs well and what needs a cooler.</w:t>
       </w:r>
     </w:p>
     <w:p>
@@ -34079,7 +34170,7 @@
         <w:spacing w:after="20"/>
         <w:numPr>
           <w:ilvl w:val="0"/>
-          <w:numId w:val="405"/>
+          <w:numId w:val="406"/>
         </w:numPr>
       </w:pPr>
       <w:r>
@@ -34091,7 +34182,7 @@
         <w:spacing w:after="20"/>
         <w:numPr>
           <w:ilvl w:val="0"/>
-          <w:numId w:val="405"/>
+          <w:numId w:val="406"/>
         </w:numPr>
       </w:pPr>
       <w:r>
@@ -34103,7 +34194,7 @@
         <w:spacing w:after="20"/>
         <w:numPr>
           <w:ilvl w:val="0"/>
-          <w:numId w:val="405"/>
+          <w:numId w:val="406"/>
         </w:numPr>
       </w:pPr>
       <w:r>
@@ -34118,43 +34209,43 @@
         <w:rPr>
           <w:b/>
         </w:rPr>
-        <w:t>Activity — Service Project Decision</w:t>
-      </w:r>
-    </w:p>
-    <w:p>
-      <w:pPr>
-        <w:spacing w:after="20"/>
-        <w:numPr>
-          <w:ilvl w:val="0"/>
-          <w:numId w:val="406"/>
-        </w:numPr>
-      </w:pPr>
-      <w:r>
-        <w:t>Review possible projects and choose one that can provide two hours of service or be combined with a second project.</w:t>
-      </w:r>
-    </w:p>
-    <w:p>
-      <w:pPr>
-        <w:spacing w:after="20"/>
-        <w:numPr>
-          <w:ilvl w:val="0"/>
-          <w:numId w:val="406"/>
-        </w:numPr>
-      </w:pPr>
-      <w:r>
-        <w:t>Define who is helped, what success looks like, and what jobs Scouts will own.</w:t>
-      </w:r>
-    </w:p>
-    <w:p>
-      <w:pPr>
-        <w:spacing w:after="20"/>
-        <w:numPr>
-          <w:ilvl w:val="0"/>
-          <w:numId w:val="406"/>
-        </w:numPr>
-      </w:pPr>
-      <w:r>
-        <w:t>Assign a Scout contact team to draft questions for the benefiting organization.</w:t>
+        <w:t>Activity — Patrol Meal Planning</w:t>
+      </w:r>
+    </w:p>
+    <w:p>
+      <w:pPr>
+        <w:spacing w:after="20"/>
+        <w:numPr>
+          <w:ilvl w:val="0"/>
+          <w:numId w:val="407"/>
+        </w:numPr>
+      </w:pPr>
+      <w:r>
+        <w:t>In patrol teams, choose a realistic camp meal with protein, grain, fruit/vegetable, and drink.</w:t>
+      </w:r>
+    </w:p>
+    <w:p>
+      <w:pPr>
+        <w:spacing w:after="20"/>
+        <w:numPr>
+          <w:ilvl w:val="0"/>
+          <w:numId w:val="407"/>
+        </w:numPr>
+      </w:pPr>
+      <w:r>
+        <w:t>Make a gear list, food list, and sanitation plan.</w:t>
+      </w:r>
+    </w:p>
+    <w:p>
+      <w:pPr>
+        <w:spacing w:after="20"/>
+        <w:numPr>
+          <w:ilvl w:val="0"/>
+          <w:numId w:val="407"/>
+        </w:numPr>
+      </w:pPr>
+      <w:r>
+        <w:t>Patrol leader assigns cook, cleanup, safety, and timekeeper jobs.</w:t>
       </w:r>
     </w:p>
     <w:p>
@@ -34166,54 +34257,54 @@
           <w:i/>
           <w:sz w:val="18"/>
         </w:rPr>
-        <w:t>Needs: project idea list, pencils, planning worksheet</w:t>
-      </w:r>
-    </w:p>
-    <w:p>
-      <w:pPr>
-        <w:spacing w:after="20"/>
-      </w:pPr>
-      <w:r>
-        <w:rPr>
-          <w:b/>
-        </w:rPr>
-        <w:t>Activity — SAFE Checklist Planning</w:t>
-      </w:r>
-    </w:p>
-    <w:p>
-      <w:pPr>
-        <w:spacing w:after="20"/>
-        <w:numPr>
-          <w:ilvl w:val="0"/>
-          <w:numId w:val="407"/>
-        </w:numPr>
-      </w:pPr>
-      <w:r>
-        <w:t>Walk through SAFE: Supervision, Assessment, Fitness and skill, Equipment and environment.</w:t>
-      </w:r>
-    </w:p>
-    <w:p>
-      <w:pPr>
-        <w:spacing w:after="20"/>
-        <w:numPr>
-          <w:ilvl w:val="0"/>
-          <w:numId w:val="407"/>
-        </w:numPr>
-      </w:pPr>
-      <w:r>
-        <w:t>Scouts identify hazards, needed adults, gear, weather plan, and transportation rules.</w:t>
-      </w:r>
-    </w:p>
-    <w:p>
-      <w:pPr>
-        <w:spacing w:after="20"/>
-        <w:numPr>
-          <w:ilvl w:val="0"/>
-          <w:numId w:val="407"/>
-        </w:numPr>
-      </w:pPr>
-      <w:r>
-        <w:t>End with a patrol go/no-go checklist for the service day.</w:t>
+        <w:t>Needs: menu planning sheets, pencils, sample camp gear list</w:t>
+      </w:r>
+    </w:p>
+    <w:p>
+      <w:pPr>
+        <w:spacing w:after="20"/>
+      </w:pPr>
+      <w:r>
+        <w:rPr>
+          <w:b/>
+        </w:rPr>
+        <w:t>Activity — Cook with Camp Gear</w:t>
+      </w:r>
+    </w:p>
+    <w:p>
+      <w:pPr>
+        <w:spacing w:after="20"/>
+        <w:numPr>
+          <w:ilvl w:val="0"/>
+          <w:numId w:val="408"/>
+        </w:numPr>
+      </w:pPr>
+      <w:r>
+        <w:t>Prepare a simple balanced meal or trail-cooking sample using camp gear under adult stove supervision.</w:t>
+      </w:r>
+    </w:p>
+    <w:p>
+      <w:pPr>
+        <w:spacing w:after="20"/>
+        <w:numPr>
+          <w:ilvl w:val="0"/>
+          <w:numId w:val="408"/>
+        </w:numPr>
+      </w:pPr>
+      <w:r>
+        <w:t>Scouts practice handwashing, safe knife-free prep as needed, and cleanup.</w:t>
+      </w:r>
+    </w:p>
+    <w:p>
+      <w:pPr>
+        <w:spacing w:after="20"/>
+        <w:numPr>
+          <w:ilvl w:val="0"/>
+          <w:numId w:val="408"/>
+        </w:numPr>
+      </w:pPr>
+      <w:r>
+        <w:t>Eat a small sample and judge: balanced, packable, and worth cooking again?</w:t>
       </w:r>
     </w:p>
     <w:p>
@@ -34225,7 +34316,7 @@
           <w:i/>
           <w:sz w:val="18"/>
         </w:rPr>
-        <w:t>Needs: BSA SAFE Checklist copy, chart paper, markers</w:t>
+        <w:t>Needs: camp stove or backpacking stove, fuel handled by adults, cook pot or skillet, utensils, wash station, meal ingredients</w:t>
       </w:r>
     </w:p>
     <w:p>
@@ -34244,7 +34335,7 @@
         <w:spacing w:after="20"/>
         <w:numPr>
           <w:ilvl w:val="0"/>
-          <w:numId w:val="408"/>
+          <w:numId w:val="409"/>
         </w:numPr>
       </w:pPr>
       <w:r>
@@ -34256,7 +34347,7 @@
         <w:spacing w:after="20"/>
         <w:numPr>
           <w:ilvl w:val="0"/>
-          <w:numId w:val="408"/>
+          <w:numId w:val="409"/>
         </w:numPr>
       </w:pPr>
       <w:r>
@@ -34268,7 +34359,7 @@
         <w:spacing w:after="20"/>
         <w:numPr>
           <w:ilvl w:val="0"/>
-          <w:numId w:val="408"/>
+          <w:numId w:val="409"/>
         </w:numPr>
       </w:pPr>
       <w:r>
@@ -34291,7 +34382,7 @@
         <w:pStyle w:val="ListBullet"/>
       </w:pPr>
       <w:r>
-        <w:t>Share the service date, location, clothing, and permission needs with families.</w:t>
+        <w:t>Start or continue the 14-day activity tracker.</w:t>
       </w:r>
     </w:p>
     <w:p>
@@ -34299,7 +34390,7 @@
         <w:pStyle w:val="ListBullet"/>
       </w:pPr>
       <w:r>
-        <w:t>Ask families to protect a full two-hour service block or plan make-up service.</w:t>
+        <w:t>Ask parents to review the BSA Annual Health and Medical Record with you.</w:t>
       </w:r>
     </w:p>
     <w:p>
@@ -34313,7 +34404,7 @@
         <w:t xml:space="preserve">Den Chief tip: </w:t>
       </w:r>
       <w:r>
-        <w:t>AOL service should feel substantial. Let Scouts plan jobs and safety steps, not just show up for adult-planned work.</w:t>
+        <w:t>Follow site rules for cooking indoors/outdoors. If stoves are not allowed, use a no-cook camp meal and demonstrate gear setup.</w:t>
       </w:r>
     </w:p>
     <w:p>
@@ -34326,7 +34417,7 @@
           <w:color w:val="5B2A86"/>
           <w:sz w:val="25"/>
         </w:rPr>
-        <w:t>Thu Jan 21  —  Service Project Work Session</w:t>
+        <w:t>Thu Jan 21  —  Patrol Fitness Challenge</w:t>
       </w:r>
     </w:p>
     <w:p>
@@ -34340,7 +34431,7 @@
         <w:t xml:space="preserve">Focus: </w:t>
       </w:r>
       <w:r>
-        <w:t>Complete or launch the two-hour service project and reflect on citizenship.</w:t>
+        <w:t>Be active for 30 minutes, stretch safely, and reflect on the activity tracker.</w:t>
       </w:r>
     </w:p>
     <w:p>
@@ -34359,7 +34450,15 @@
         <w:pStyle w:val="ListBullet"/>
       </w:pPr>
       <w:r>
-        <w:t>Citizenship 2 (Participate in a service project for at least two hours total - complete during project/outing if time requirement is met)</w:t>
+        <w:t>Personal Fitness 2 (Share 14-day activity tracking - if completed)</w:t>
+      </w:r>
+    </w:p>
+    <w:p>
+      <w:pPr>
+        <w:pStyle w:val="ListBullet"/>
+      </w:pPr>
+      <w:r>
+        <w:t>Personal Fitness 3 (Active 30 minutes with patrol/another person including stretching and moving)</w:t>
       </w:r>
     </w:p>
     <w:p>
@@ -34375,54 +34474,54 @@
     </w:p>
     <w:p>
       <w:r>
-        <w:t>project-specific supplies, work gloves, trash bags or boxes, first-aid kit, water, service hour log, pencils</w:t>
-      </w:r>
-    </w:p>
-    <w:p>
-      <w:pPr>
-        <w:spacing w:after="20"/>
-      </w:pPr>
-      <w:r>
-        <w:rPr>
-          <w:b/>
-        </w:rPr>
-        <w:t>Gathering — Job Briefing</w:t>
-      </w:r>
-    </w:p>
-    <w:p>
-      <w:pPr>
-        <w:spacing w:after="20"/>
-        <w:numPr>
-          <w:ilvl w:val="0"/>
-          <w:numId w:val="409"/>
-        </w:numPr>
-      </w:pPr>
-      <w:r>
-        <w:t>Patrol leader posts the job list as Scouts arrive.</w:t>
-      </w:r>
-    </w:p>
-    <w:p>
-      <w:pPr>
-        <w:spacing w:after="20"/>
-        <w:numPr>
-          <w:ilvl w:val="0"/>
-          <w:numId w:val="409"/>
-        </w:numPr>
-      </w:pPr>
-      <w:r>
-        <w:t>Scouts choose or confirm roles: setup, supply, work crew, safety spotter, cleanup, thank-you note.</w:t>
-      </w:r>
-    </w:p>
-    <w:p>
-      <w:pPr>
-        <w:spacing w:after="20"/>
-        <w:numPr>
-          <w:ilvl w:val="0"/>
-          <w:numId w:val="409"/>
-        </w:numPr>
-      </w:pPr>
-      <w:r>
-        <w:t>Review the SAFE checklist before work starts.</w:t>
+        <w:t>open space, cones, stopwatch, water access, activity trackers, pencils</w:t>
+      </w:r>
+    </w:p>
+    <w:p>
+      <w:pPr>
+        <w:spacing w:after="20"/>
+      </w:pPr>
+      <w:r>
+        <w:rPr>
+          <w:b/>
+        </w:rPr>
+        <w:t>Gathering — Stretch Leader Warm-Up</w:t>
+      </w:r>
+    </w:p>
+    <w:p>
+      <w:pPr>
+        <w:spacing w:after="20"/>
+        <w:numPr>
+          <w:ilvl w:val="0"/>
+          <w:numId w:val="410"/>
+        </w:numPr>
+      </w:pPr>
+      <w:r>
+        <w:t>Patrol leader picks two Scouts to lead easy dynamic stretches.</w:t>
+      </w:r>
+    </w:p>
+    <w:p>
+      <w:pPr>
+        <w:spacing w:after="20"/>
+        <w:numPr>
+          <w:ilvl w:val="0"/>
+          <w:numId w:val="410"/>
+        </w:numPr>
+      </w:pPr>
+      <w:r>
+        <w:t>Den Chief checks form: slow, no bouncing, no pain.</w:t>
+      </w:r>
+    </w:p>
+    <w:p>
+      <w:pPr>
+        <w:spacing w:after="20"/>
+        <w:numPr>
+          <w:ilvl w:val="0"/>
+          <w:numId w:val="410"/>
+        </w:numPr>
+      </w:pPr>
+      <w:r>
+        <w:t>Everyone names one activity they did this week.</w:t>
       </w:r>
     </w:p>
     <w:p>
@@ -34441,7 +34540,7 @@
         <w:spacing w:after="20"/>
         <w:numPr>
           <w:ilvl w:val="0"/>
-          <w:numId w:val="410"/>
+          <w:numId w:val="411"/>
         </w:numPr>
       </w:pPr>
       <w:r>
@@ -34453,7 +34552,7 @@
         <w:spacing w:after="20"/>
         <w:numPr>
           <w:ilvl w:val="0"/>
-          <w:numId w:val="410"/>
+          <w:numId w:val="411"/>
         </w:numPr>
       </w:pPr>
       <w:r>
@@ -34465,7 +34564,7 @@
         <w:spacing w:after="20"/>
         <w:numPr>
           <w:ilvl w:val="0"/>
-          <w:numId w:val="410"/>
+          <w:numId w:val="411"/>
         </w:numPr>
       </w:pPr>
       <w:r>
@@ -34480,43 +34579,43 @@
         <w:rPr>
           <w:b/>
         </w:rPr>
-        <w:t>Activity — Two-Hour Service Project</w:t>
-      </w:r>
-    </w:p>
-    <w:p>
-      <w:pPr>
-        <w:spacing w:after="20"/>
-        <w:numPr>
-          <w:ilvl w:val="0"/>
-          <w:numId w:val="411"/>
-        </w:numPr>
-      </w:pPr>
-      <w:r>
-        <w:t>Carry out the planned project: food pantry sorting, grounds cleanup, care kits, church/community partner project, or similar approved service.</w:t>
-      </w:r>
-    </w:p>
-    <w:p>
-      <w:pPr>
-        <w:spacing w:after="20"/>
-        <w:numPr>
-          <w:ilvl w:val="0"/>
-          <w:numId w:val="411"/>
-        </w:numPr>
-      </w:pPr>
-      <w:r>
-        <w:t>Track start/stop time and rotate jobs so every Scout contributes for the full required total.</w:t>
-      </w:r>
-    </w:p>
-    <w:p>
-      <w:pPr>
-        <w:spacing w:after="20"/>
-        <w:numPr>
-          <w:ilvl w:val="0"/>
-          <w:numId w:val="411"/>
-        </w:numPr>
-      </w:pPr>
-      <w:r>
-        <w:t>Clean up better than you found it and thank the partner organization.</w:t>
+        <w:t>Activity — 30-Minute Patrol Movement Block</w:t>
+      </w:r>
+    </w:p>
+    <w:p>
+      <w:pPr>
+        <w:spacing w:after="20"/>
+        <w:numPr>
+          <w:ilvl w:val="0"/>
+          <w:numId w:val="412"/>
+        </w:numPr>
+      </w:pPr>
+      <w:r>
+        <w:t>Run a 30-minute rotation: brisk walk/jog, relay, bodyweight circuit, and cooperative game.</w:t>
+      </w:r>
+    </w:p>
+    <w:p>
+      <w:pPr>
+        <w:spacing w:after="20"/>
+        <w:numPr>
+          <w:ilvl w:val="0"/>
+          <w:numId w:val="412"/>
+        </w:numPr>
+      </w:pPr>
+      <w:r>
+        <w:t>Scouts take turns leading stations and encouraging the group.</w:t>
+      </w:r>
+    </w:p>
+    <w:p>
+      <w:pPr>
+        <w:spacing w:after="20"/>
+        <w:numPr>
+          <w:ilvl w:val="0"/>
+          <w:numId w:val="412"/>
+        </w:numPr>
+      </w:pPr>
+      <w:r>
+        <w:t>Cool down with slow stretches and water.</w:t>
       </w:r>
     </w:p>
     <w:p>
@@ -34528,54 +34627,54 @@
           <w:i/>
           <w:sz w:val="18"/>
         </w:rPr>
-        <w:t>Needs: project-specific supplies, work gloves, trash bags or boxes, first-aid kit, water</w:t>
-      </w:r>
-    </w:p>
-    <w:p>
-      <w:pPr>
-        <w:spacing w:after="20"/>
-      </w:pPr>
-      <w:r>
-        <w:rPr>
-          <w:b/>
-        </w:rPr>
-        <w:t>Activity — Citizenship Reflection</w:t>
-      </w:r>
-    </w:p>
-    <w:p>
-      <w:pPr>
-        <w:spacing w:after="20"/>
-        <w:numPr>
-          <w:ilvl w:val="0"/>
-          <w:numId w:val="412"/>
-        </w:numPr>
-      </w:pPr>
-      <w:r>
-        <w:t>Each Scout names who was helped and what job they did.</w:t>
-      </w:r>
-    </w:p>
-    <w:p>
-      <w:pPr>
-        <w:spacing w:after="20"/>
-        <w:numPr>
-          <w:ilvl w:val="0"/>
-          <w:numId w:val="412"/>
-        </w:numPr>
-      </w:pPr>
-      <w:r>
-        <w:t>Discuss what went well, what was hard, and how citizens keep serving after the project.</w:t>
-      </w:r>
-    </w:p>
-    <w:p>
-      <w:pPr>
-        <w:spacing w:after="20"/>
-        <w:numPr>
-          <w:ilvl w:val="0"/>
-          <w:numId w:val="412"/>
-        </w:numPr>
-      </w:pPr>
-      <w:r>
-        <w:t>Record any Scout who still needs more time to reach two hours.</w:t>
+        <w:t>Needs: open space, cones, stopwatch, water access</w:t>
+      </w:r>
+    </w:p>
+    <w:p>
+      <w:pPr>
+        <w:spacing w:after="20"/>
+      </w:pPr>
+      <w:r>
+        <w:rPr>
+          <w:b/>
+        </w:rPr>
+        <w:t>Activity — Fitness Reflection Circle</w:t>
+      </w:r>
+    </w:p>
+    <w:p>
+      <w:pPr>
+        <w:spacing w:after="20"/>
+        <w:numPr>
+          <w:ilvl w:val="0"/>
+          <w:numId w:val="413"/>
+        </w:numPr>
+      </w:pPr>
+      <w:r>
+        <w:t>Scouts who finished trackers share patterns they noticed; others commit to finishing at home.</w:t>
+      </w:r>
+    </w:p>
+    <w:p>
+      <w:pPr>
+        <w:spacing w:after="20"/>
+        <w:numPr>
+          <w:ilvl w:val="0"/>
+          <w:numId w:val="413"/>
+        </w:numPr>
+      </w:pPr>
+      <w:r>
+        <w:t>Discuss how being physically fit helps on hikes, campouts, and in Scouts BSA.</w:t>
+      </w:r>
+    </w:p>
+    <w:p>
+      <w:pPr>
+        <w:spacing w:after="20"/>
+        <w:numPr>
+          <w:ilvl w:val="0"/>
+          <w:numId w:val="413"/>
+        </w:numPr>
+      </w:pPr>
+      <w:r>
+        <w:t>Patrol leader records who still needs the 14-day tracker.</w:t>
       </w:r>
     </w:p>
     <w:p>
@@ -34587,7 +34686,7 @@
           <w:i/>
           <w:sz w:val="18"/>
         </w:rPr>
-        <w:t>Needs: service hour log, pencils</w:t>
+        <w:t>Needs: activity trackers, pencils</w:t>
       </w:r>
     </w:p>
     <w:p>
@@ -34606,7 +34705,7 @@
         <w:spacing w:after="20"/>
         <w:numPr>
           <w:ilvl w:val="0"/>
-          <w:numId w:val="413"/>
+          <w:numId w:val="414"/>
         </w:numPr>
       </w:pPr>
       <w:r>
@@ -34618,7 +34717,7 @@
         <w:spacing w:after="20"/>
         <w:numPr>
           <w:ilvl w:val="0"/>
-          <w:numId w:val="413"/>
+          <w:numId w:val="414"/>
         </w:numPr>
       </w:pPr>
       <w:r>
@@ -34630,7 +34729,7 @@
         <w:spacing w:after="20"/>
         <w:numPr>
           <w:ilvl w:val="0"/>
-          <w:numId w:val="413"/>
+          <w:numId w:val="414"/>
         </w:numPr>
       </w:pPr>
       <w:r>
@@ -34653,7 +34752,15 @@
         <w:pStyle w:val="ListBullet"/>
       </w:pPr>
       <w:r>
-        <w:t>If you did not reach two service hours, finish approved make-up service before April advancement closeout.</w:t>
+        <w:t>Finish the 14-day tracker if needed and share it with the den leader.</w:t>
+      </w:r>
+    </w:p>
+    <w:p>
+      <w:pPr>
+        <w:pStyle w:val="ListBullet"/>
+      </w:pPr>
+      <w:r>
+        <w:t>Confirm the health record review is complete.</w:t>
       </w:r>
     </w:p>
     <w:p>
@@ -34667,7 +34774,7 @@
         <w:t xml:space="preserve">Den Chief tip: </w:t>
       </w:r>
       <w:r>
-        <w:t>This session may need to be held at the service site or extended beyond a normal den meeting. Log hours immediately.</w:t>
+        <w:t>Oldest Cubs can handle real leadership: let them lead stations, but keep adult eyes on safety and hydration.</w:t>
       </w:r>
     </w:p>
     <w:p>
@@ -34681,7 +34788,7 @@
         <w:t xml:space="preserve">Flex week idea: </w:t>
       </w:r>
       <w:r>
-        <w:t>Jan 14 (Roundtable): service make-up hour, thank-you cards for the partner, or Pinewood Derby car build after service planning is done.</w:t>
+        <w:t>Jan 14 (Roundtable): make-up camp meal, extra fitness game night, or finish the 14-day tracker as a patrol check-in.</w:t>
       </w:r>
     </w:p>
     <w:p>
@@ -34694,7 +34801,7 @@
           <w:color w:val="5B2A86"/>
           <w:sz w:val="28"/>
         </w:rPr>
-        <w:t>February 2027: Duty to God</w:t>
+        <w:t>February 2027: Citizenship &amp; Duty to God</w:t>
       </w:r>
     </w:p>
     <w:p>
@@ -34702,7 +34809,7 @@
         <w:rPr>
           <w:i/>
         </w:rPr>
-        <w:t>Explore reverence through family beliefs, a crisis-helping faith-based organization, and personal daily practice.</w:t>
+        <w:t>The compression month: AOL does TWO short adventures - Citizenship (Feb 4) and Duty to God (Feb 11) - so all six required adventures are complete by Feb 11, ahead of the Feb 28 crossover. Both are service- and discussion-based, a good fit for one focused session each.</w:t>
       </w:r>
     </w:p>
     <w:tbl>
@@ -34778,6 +34885,14 @@
         <w:pStyle w:val="ListBullet"/>
       </w:pPr>
       <w:r>
+        <w:t>Citizenship req 2: If the pack service day does not reach two hours, complete additional approved service so your total is at least two hours before crossover.</w:t>
+      </w:r>
+    </w:p>
+    <w:p>
+      <w:pPr>
+        <w:pStyle w:val="ListBullet"/>
+      </w:pPr>
+      <w:r>
         <w:t>Duty to God req 1: With parent/guardian, discuss your family's faith traditions (or one of your choosing), choose a view/value related to the Scout Law, and discuss how family members demonstrate it.</w:t>
       </w:r>
     </w:p>
@@ -34799,7 +34914,7 @@
           <w:color w:val="5B2A86"/>
           <w:sz w:val="25"/>
         </w:rPr>
-        <w:t>Thu Feb 4  —  Values and Crisis Helpers</w:t>
+        <w:t>Thu Feb 4  —  Citizenship: Plan &amp; Serve</w:t>
       </w:r>
     </w:p>
     <w:p>
@@ -34813,7 +34928,7 @@
         <w:t xml:space="preserve">Focus: </w:t>
       </w:r>
       <w:r>
-        <w:t>Prepare for a respectful visit or guest from a faith-based organization that helps people in crisis.</w:t>
+        <w:t>Plan a service project with the BSA SAFE Checklist and complete two hours of service - tie it to Scouting for Food (Feb 6 &amp; 13).</w:t>
       </w:r>
     </w:p>
     <w:p>
@@ -34832,7 +34947,15 @@
         <w:pStyle w:val="ListBullet"/>
       </w:pPr>
       <w:r>
-        <w:t>Duty to God 2 (Meet with a representative of a faith-based organization that assists people in crisis regardless of faith - if guest attends tonight)</w:t>
+        <w:t>Citizenship 1 (Identify a service project and use the BSA SAFE Checklist to plan it safely)</w:t>
+      </w:r>
+    </w:p>
+    <w:p>
+      <w:pPr>
+        <w:pStyle w:val="ListBullet"/>
+      </w:pPr>
+      <w:r>
+        <w:t>Citizenship 2 (Two hours of service total - completed at Scouting for Food Feb 6 &amp; 13 or another approved project)</w:t>
       </w:r>
     </w:p>
     <w:p>
@@ -34848,54 +34971,54 @@
     </w:p>
     <w:p>
       <w:r>
-        <w:t>index cards, pencils, guest/visit confirmation, thank-you card, question cards</w:t>
-      </w:r>
-    </w:p>
-    <w:p>
-      <w:pPr>
-        <w:spacing w:after="20"/>
-      </w:pPr>
-      <w:r>
-        <w:rPr>
-          <w:b/>
-        </w:rPr>
-        <w:t>Gathering — Scout Law Values Match</w:t>
-      </w:r>
-    </w:p>
-    <w:p>
-      <w:pPr>
-        <w:spacing w:after="20"/>
-        <w:numPr>
-          <w:ilvl w:val="0"/>
-          <w:numId w:val="414"/>
-        </w:numPr>
-      </w:pPr>
-      <w:r>
-        <w:t>Lay out Scout Law cards and crisis-helper scenarios.</w:t>
-      </w:r>
-    </w:p>
-    <w:p>
-      <w:pPr>
-        <w:spacing w:after="20"/>
-        <w:numPr>
-          <w:ilvl w:val="0"/>
-          <w:numId w:val="414"/>
-        </w:numPr>
-      </w:pPr>
-      <w:r>
-        <w:t>Scouts match Law points to actions like feeding, sheltering, counseling, or welcoming people.</w:t>
-      </w:r>
-    </w:p>
-    <w:p>
-      <w:pPr>
-        <w:spacing w:after="20"/>
-        <w:numPr>
-          <w:ilvl w:val="0"/>
-          <w:numId w:val="414"/>
-        </w:numPr>
-      </w:pPr>
-      <w:r>
-        <w:t>Patrol leader asks: which Law point do you want people to see in our patrol?</w:t>
+        <w:t>BSA SAFE Checklist copy, project idea list, planning worksheet, pencils, service hour log, work gloves, collection bags or boxes</w:t>
+      </w:r>
+    </w:p>
+    <w:p>
+      <w:pPr>
+        <w:spacing w:after="20"/>
+      </w:pPr>
+      <w:r>
+        <w:rPr>
+          <w:b/>
+        </w:rPr>
+        <w:t>Gathering — Community Needs Map</w:t>
+      </w:r>
+    </w:p>
+    <w:p>
+      <w:pPr>
+        <w:spacing w:after="20"/>
+        <w:numPr>
+          <w:ilvl w:val="0"/>
+          <w:numId w:val="415"/>
+        </w:numPr>
+      </w:pPr>
+      <w:r>
+        <w:t>Scouts put sticky notes on a local map or chart: parks, schools, food pantry, veterans, animal shelter, meeting place.</w:t>
+      </w:r>
+    </w:p>
+    <w:p>
+      <w:pPr>
+        <w:spacing w:after="20"/>
+        <w:numPr>
+          <w:ilvl w:val="0"/>
+          <w:numId w:val="415"/>
+        </w:numPr>
+      </w:pPr>
+      <w:r>
+        <w:t>For each note, add one way a patrol could help.</w:t>
+      </w:r>
+    </w:p>
+    <w:p>
+      <w:pPr>
+        <w:spacing w:after="20"/>
+        <w:numPr>
+          <w:ilvl w:val="0"/>
+          <w:numId w:val="415"/>
+        </w:numPr>
+      </w:pPr>
+      <w:r>
+        <w:t>Patrol leader groups ideas into indoor, outdoor, collection, and hands-on service.</w:t>
       </w:r>
     </w:p>
     <w:p>
@@ -34914,7 +35037,7 @@
         <w:spacing w:after="20"/>
         <w:numPr>
           <w:ilvl w:val="0"/>
-          <w:numId w:val="415"/>
+          <w:numId w:val="416"/>
         </w:numPr>
       </w:pPr>
       <w:r>
@@ -34926,7 +35049,7 @@
         <w:spacing w:after="20"/>
         <w:numPr>
           <w:ilvl w:val="0"/>
-          <w:numId w:val="415"/>
+          <w:numId w:val="416"/>
         </w:numPr>
       </w:pPr>
       <w:r>
@@ -34938,7 +35061,7 @@
         <w:spacing w:after="20"/>
         <w:numPr>
           <w:ilvl w:val="0"/>
-          <w:numId w:val="415"/>
+          <w:numId w:val="416"/>
         </w:numPr>
       </w:pPr>
       <w:r>
@@ -34953,43 +35076,43 @@
         <w:rPr>
           <w:b/>
         </w:rPr>
-        <w:t>Activity — Respectful Question Prep</w:t>
-      </w:r>
-    </w:p>
-    <w:p>
-      <w:pPr>
-        <w:spacing w:after="20"/>
-        <w:numPr>
-          <w:ilvl w:val="0"/>
-          <w:numId w:val="416"/>
-        </w:numPr>
-      </w:pPr>
-      <w:r>
-        <w:t>Review that families believe and practice differently; the goal is respect and learning.</w:t>
-      </w:r>
-    </w:p>
-    <w:p>
-      <w:pPr>
-        <w:spacing w:after="20"/>
-        <w:numPr>
-          <w:ilvl w:val="0"/>
-          <w:numId w:val="416"/>
-        </w:numPr>
-      </w:pPr>
-      <w:r>
-        <w:t>Scouts write questions for a faith-based organization: who do you help, how, and why serve everyone?</w:t>
-      </w:r>
-    </w:p>
-    <w:p>
-      <w:pPr>
-        <w:spacing w:after="20"/>
-        <w:numPr>
-          <w:ilvl w:val="0"/>
-          <w:numId w:val="416"/>
-        </w:numPr>
-      </w:pPr>
-      <w:r>
-        <w:t>Choose 4-5 best questions and assign Scouts to ask them.</w:t>
+        <w:t>Activity — Service Project Decision &amp; SAFE Plan</w:t>
+      </w:r>
+    </w:p>
+    <w:p>
+      <w:pPr>
+        <w:spacing w:after="20"/>
+        <w:numPr>
+          <w:ilvl w:val="0"/>
+          <w:numId w:val="417"/>
+        </w:numPr>
+      </w:pPr>
+      <w:r>
+        <w:t>Confirm the patrol's service: Scouting for Food (Feb 6 collection tags, Feb 13 pickup) is the easy two-hour project - or choose another approved project.</w:t>
+      </w:r>
+    </w:p>
+    <w:p>
+      <w:pPr>
+        <w:spacing w:after="20"/>
+        <w:numPr>
+          <w:ilvl w:val="0"/>
+          <w:numId w:val="417"/>
+        </w:numPr>
+      </w:pPr>
+      <w:r>
+        <w:t>Define who is helped, what jobs Scouts will own, and what success looks like.</w:t>
+      </w:r>
+    </w:p>
+    <w:p>
+      <w:pPr>
+        <w:spacing w:after="20"/>
+        <w:numPr>
+          <w:ilvl w:val="0"/>
+          <w:numId w:val="417"/>
+        </w:numPr>
+      </w:pPr>
+      <w:r>
+        <w:t>Walk through SAFE (Supervision, Assessment, Fitness/skill, Equipment/environment): hazards, adults, gear, weather, transportation.</w:t>
       </w:r>
     </w:p>
     <w:p>
@@ -35001,54 +35124,54 @@
           <w:i/>
           <w:sz w:val="18"/>
         </w:rPr>
-        <w:t>Needs: index cards, pencils</w:t>
-      </w:r>
-    </w:p>
-    <w:p>
-      <w:pPr>
-        <w:spacing w:after="20"/>
-      </w:pPr>
-      <w:r>
-        <w:rPr>
-          <w:b/>
-        </w:rPr>
-        <w:t>Activity — Guest or Visit: Helping in Crisis</w:t>
-      </w:r>
-    </w:p>
-    <w:p>
-      <w:pPr>
-        <w:spacing w:after="20"/>
-        <w:numPr>
-          <w:ilvl w:val="0"/>
-          <w:numId w:val="417"/>
-        </w:numPr>
-      </w:pPr>
-      <w:r>
-        <w:t>Meet a representative from a faith-based organization that assists people in crisis regardless of faith.</w:t>
-      </w:r>
-    </w:p>
-    <w:p>
-      <w:pPr>
-        <w:spacing w:after="20"/>
-        <w:numPr>
-          <w:ilvl w:val="0"/>
-          <w:numId w:val="417"/>
-        </w:numPr>
-      </w:pPr>
-      <w:r>
-        <w:t>Scouts ask prepared questions and identify who the organization helps and how.</w:t>
-      </w:r>
-    </w:p>
-    <w:p>
-      <w:pPr>
-        <w:spacing w:after="20"/>
-        <w:numPr>
-          <w:ilvl w:val="0"/>
-          <w:numId w:val="417"/>
-        </w:numPr>
-      </w:pPr>
-      <w:r>
-        <w:t>Thank the guest and record one service idea the patrol could support.</w:t>
+        <w:t>Needs: BSA SAFE Checklist copy, project idea list, planning worksheet, pencils</w:t>
+      </w:r>
+    </w:p>
+    <w:p>
+      <w:pPr>
+        <w:spacing w:after="20"/>
+      </w:pPr>
+      <w:r>
+        <w:rPr>
+          <w:b/>
+        </w:rPr>
+        <w:t>Activity — Serve &amp; Reflect</w:t>
+      </w:r>
+    </w:p>
+    <w:p>
+      <w:pPr>
+        <w:spacing w:after="20"/>
+        <w:numPr>
+          <w:ilvl w:val="0"/>
+          <w:numId w:val="418"/>
+        </w:numPr>
+      </w:pPr>
+      <w:r>
+        <w:t>Carry out (or lock in the plan for) the two-hour service - track start/stop time so every Scout reaches the full total.</w:t>
+      </w:r>
+    </w:p>
+    <w:p>
+      <w:pPr>
+        <w:spacing w:after="20"/>
+        <w:numPr>
+          <w:ilvl w:val="0"/>
+          <w:numId w:val="418"/>
+        </w:numPr>
+      </w:pPr>
+      <w:r>
+        <w:t>Clean up better than you found it and thank the partner organization.</w:t>
+      </w:r>
+    </w:p>
+    <w:p>
+      <w:pPr>
+        <w:spacing w:after="20"/>
+        <w:numPr>
+          <w:ilvl w:val="0"/>
+          <w:numId w:val="418"/>
+        </w:numPr>
+      </w:pPr>
+      <w:r>
+        <w:t>Each Scout names who was helped and how citizens keep serving after the project.</w:t>
       </w:r>
     </w:p>
     <w:p>
@@ -35060,7 +35183,7 @@
           <w:i/>
           <w:sz w:val="18"/>
         </w:rPr>
-        <w:t>Needs: guest/visit confirmation, thank-you card, question cards</w:t>
+        <w:t>Needs: service hour log, work gloves, collection bags or boxes, pencils</w:t>
       </w:r>
     </w:p>
     <w:p>
@@ -35079,7 +35202,7 @@
         <w:spacing w:after="20"/>
         <w:numPr>
           <w:ilvl w:val="0"/>
-          <w:numId w:val="418"/>
+          <w:numId w:val="419"/>
         </w:numPr>
       </w:pPr>
       <w:r>
@@ -35091,7 +35214,7 @@
         <w:spacing w:after="20"/>
         <w:numPr>
           <w:ilvl w:val="0"/>
-          <w:numId w:val="418"/>
+          <w:numId w:val="419"/>
         </w:numPr>
       </w:pPr>
       <w:r>
@@ -35103,7 +35226,7 @@
         <w:spacing w:after="20"/>
         <w:numPr>
           <w:ilvl w:val="0"/>
-          <w:numId w:val="418"/>
+          <w:numId w:val="419"/>
         </w:numPr>
       </w:pPr>
       <w:r>
@@ -35126,7 +35249,7 @@
         <w:pStyle w:val="ListBullet"/>
       </w:pPr>
       <w:r>
-        <w:t>Complete the family faith/value discussion (req 1).</w:t>
+        <w:t>Protect the Scouting for Food dates (Feb 6 &amp; 13) so everyone reaches two service hours.</w:t>
       </w:r>
     </w:p>
     <w:p>
@@ -35134,7 +35257,7 @@
         <w:pStyle w:val="ListBullet"/>
       </w:pPr>
       <w:r>
-        <w:t>Start thinking about how you practice Duty to God daily (req 3).</w:t>
+        <w:t>Log service hours in Scoutbook right away.</w:t>
       </w:r>
     </w:p>
     <w:p>
@@ -35148,7 +35271,7 @@
         <w:t xml:space="preserve">Den Chief tip: </w:t>
       </w:r>
       <w:r>
-        <w:t>Keep this inclusive. Focus on reverence, service, and respect; do not ask Scouts to compare whose beliefs are right.</w:t>
+        <w:t>Scouting for Food is a ready-made two-hour service project - lean on it. Let the patrol leader run the job list, not the adults.</w:t>
       </w:r>
     </w:p>
     <w:p>
@@ -35161,7 +35284,7 @@
           <w:color w:val="5B2A86"/>
           <w:sz w:val="25"/>
         </w:rPr>
-        <w:t>Thu Feb 11  —  Duty in Daily Life</w:t>
+        <w:t>Thu Feb 11  —  Duty to God: Reverence &amp; Service</w:t>
       </w:r>
     </w:p>
     <w:p>
@@ -35175,7 +35298,7 @@
         <w:t xml:space="preserve">Focus: </w:t>
       </w:r>
       <w:r>
-        <w:t>Share values respectfully and finish the crisis-helper discussion if needed.</w:t>
+        <w:t>Meet a faith-based crisis helper and connect reverence to daily action - the last required adventure before crossover.</w:t>
       </w:r>
     </w:p>
     <w:p>
@@ -35194,7 +35317,7 @@
         <w:pStyle w:val="ListBullet"/>
       </w:pPr>
       <w:r>
-        <w:t>Duty to God 2 (Crisis-helping organization discussion/visit wrap-up)</w:t>
+        <w:t>Duty to God 2 (Meet a representative of a faith-based organization that assists people in crisis regardless of faith - guest or visit)</w:t>
       </w:r>
     </w:p>
     <w:p>
@@ -35202,7 +35325,7 @@
         <w:pStyle w:val="ListBullet"/>
       </w:pPr>
       <w:r>
-        <w:t>Duty to God 3 (Discuss what Duty to God means and daily practice - if done with adult leader tonight)</w:t>
+        <w:t>Duty to God 1 &amp; 3 wrap-up (family faith/value discussion and daily-practice discussion - completed with parent/guardian or adult leader)</w:t>
       </w:r>
     </w:p>
     <w:p>
@@ -35218,54 +35341,54 @@
     </w:p>
     <w:p>
       <w:r>
-        <w:t>notes from visit/guest, thank-you card, markers</w:t>
-      </w:r>
-    </w:p>
-    <w:p>
-      <w:pPr>
-        <w:spacing w:after="20"/>
-      </w:pPr>
-      <w:r>
-        <w:rPr>
-          <w:b/>
-        </w:rPr>
-        <w:t>Gathering — Quiet Reflection Cards</w:t>
-      </w:r>
-    </w:p>
-    <w:p>
-      <w:pPr>
-        <w:spacing w:after="20"/>
-        <w:numPr>
-          <w:ilvl w:val="0"/>
-          <w:numId w:val="419"/>
-        </w:numPr>
-      </w:pPr>
-      <w:r>
-        <w:t>As Scouts arrive, they write one word from the Scout Law that connects to reverence or service.</w:t>
-      </w:r>
-    </w:p>
-    <w:p>
-      <w:pPr>
-        <w:spacing w:after="20"/>
-        <w:numPr>
-          <w:ilvl w:val="0"/>
-          <w:numId w:val="419"/>
-        </w:numPr>
-      </w:pPr>
-      <w:r>
-        <w:t>Cards stay private unless Scouts choose to share.</w:t>
-      </w:r>
-    </w:p>
-    <w:p>
-      <w:pPr>
-        <w:spacing w:after="20"/>
-        <w:numPr>
-          <w:ilvl w:val="0"/>
-          <w:numId w:val="419"/>
-        </w:numPr>
-      </w:pPr>
-      <w:r>
-        <w:t>Den Chief uses the words to open the discussion.</w:t>
+        <w:t>index cards, pencils, guest/visit confirmation, thank-you card, question cards</w:t>
+      </w:r>
+    </w:p>
+    <w:p>
+      <w:pPr>
+        <w:spacing w:after="20"/>
+      </w:pPr>
+      <w:r>
+        <w:rPr>
+          <w:b/>
+        </w:rPr>
+        <w:t>Gathering — Scout Law Values Match</w:t>
+      </w:r>
+    </w:p>
+    <w:p>
+      <w:pPr>
+        <w:spacing w:after="20"/>
+        <w:numPr>
+          <w:ilvl w:val="0"/>
+          <w:numId w:val="420"/>
+        </w:numPr>
+      </w:pPr>
+      <w:r>
+        <w:t>Lay out Scout Law cards and crisis-helper scenarios.</w:t>
+      </w:r>
+    </w:p>
+    <w:p>
+      <w:pPr>
+        <w:spacing w:after="20"/>
+        <w:numPr>
+          <w:ilvl w:val="0"/>
+          <w:numId w:val="420"/>
+        </w:numPr>
+      </w:pPr>
+      <w:r>
+        <w:t>Scouts match Law points to actions like feeding, sheltering, counseling, or welcoming people.</w:t>
+      </w:r>
+    </w:p>
+    <w:p>
+      <w:pPr>
+        <w:spacing w:after="20"/>
+        <w:numPr>
+          <w:ilvl w:val="0"/>
+          <w:numId w:val="420"/>
+        </w:numPr>
+      </w:pPr>
+      <w:r>
+        <w:t>Patrol leader asks: which Law point do you want people to see in our patrol?</w:t>
       </w:r>
     </w:p>
     <w:p>
@@ -35284,7 +35407,7 @@
         <w:spacing w:after="20"/>
         <w:numPr>
           <w:ilvl w:val="0"/>
-          <w:numId w:val="420"/>
+          <w:numId w:val="421"/>
         </w:numPr>
       </w:pPr>
       <w:r>
@@ -35296,7 +35419,7 @@
         <w:spacing w:after="20"/>
         <w:numPr>
           <w:ilvl w:val="0"/>
-          <w:numId w:val="420"/>
+          <w:numId w:val="421"/>
         </w:numPr>
       </w:pPr>
       <w:r>
@@ -35308,7 +35431,7 @@
         <w:spacing w:after="20"/>
         <w:numPr>
           <w:ilvl w:val="0"/>
-          <w:numId w:val="420"/>
+          <w:numId w:val="421"/>
         </w:numPr>
       </w:pPr>
       <w:r>
@@ -35323,43 +35446,43 @@
         <w:rPr>
           <w:b/>
         </w:rPr>
-        <w:t>Activity — Faith-Based Helper Debrief</w:t>
-      </w:r>
-    </w:p>
-    <w:p>
-      <w:pPr>
-        <w:spacing w:after="20"/>
-        <w:numPr>
-          <w:ilvl w:val="0"/>
-          <w:numId w:val="421"/>
-        </w:numPr>
-      </w:pPr>
-      <w:r>
-        <w:t>Review who the organization helps, what crisis needs they meet, and how they serve people regardless of faith.</w:t>
-      </w:r>
-    </w:p>
-    <w:p>
-      <w:pPr>
-        <w:spacing w:after="20"/>
-        <w:numPr>
-          <w:ilvl w:val="0"/>
-          <w:numId w:val="421"/>
-        </w:numPr>
-      </w:pPr>
-      <w:r>
-        <w:t>Scouts connect the work to Scout Law points such as Helpful, Kind, Brave, Clean, and Reverent.</w:t>
-      </w:r>
-    </w:p>
-    <w:p>
-      <w:pPr>
-        <w:spacing w:after="20"/>
-        <w:numPr>
-          <w:ilvl w:val="0"/>
-          <w:numId w:val="421"/>
-        </w:numPr>
-      </w:pPr>
-      <w:r>
-        <w:t>Patrol leader leads a thank-you note or small support idea.</w:t>
+        <w:t>Activity — Respectful Question Prep</w:t>
+      </w:r>
+    </w:p>
+    <w:p>
+      <w:pPr>
+        <w:spacing w:after="20"/>
+        <w:numPr>
+          <w:ilvl w:val="0"/>
+          <w:numId w:val="422"/>
+        </w:numPr>
+      </w:pPr>
+      <w:r>
+        <w:t>Review that families believe and practice differently; the goal is respect and learning.</w:t>
+      </w:r>
+    </w:p>
+    <w:p>
+      <w:pPr>
+        <w:spacing w:after="20"/>
+        <w:numPr>
+          <w:ilvl w:val="0"/>
+          <w:numId w:val="422"/>
+        </w:numPr>
+      </w:pPr>
+      <w:r>
+        <w:t>Scouts write 4-5 questions for a faith-based organization: who do you help, how, and why serve everyone?</w:t>
+      </w:r>
+    </w:p>
+    <w:p>
+      <w:pPr>
+        <w:spacing w:after="20"/>
+        <w:numPr>
+          <w:ilvl w:val="0"/>
+          <w:numId w:val="422"/>
+        </w:numPr>
+      </w:pPr>
+      <w:r>
+        <w:t>Assign Scouts to ask the questions.</w:t>
       </w:r>
     </w:p>
     <w:p>
@@ -35371,7 +35494,66 @@
           <w:i/>
           <w:sz w:val="18"/>
         </w:rPr>
-        <w:t>Needs: notes from visit/guest, thank-you card, markers</w:t>
+        <w:t>Needs: index cards, pencils</w:t>
+      </w:r>
+    </w:p>
+    <w:p>
+      <w:pPr>
+        <w:spacing w:after="20"/>
+      </w:pPr>
+      <w:r>
+        <w:rPr>
+          <w:b/>
+        </w:rPr>
+        <w:t>Activity — Guest or Visit: Helping in Crisis</w:t>
+      </w:r>
+    </w:p>
+    <w:p>
+      <w:pPr>
+        <w:spacing w:after="20"/>
+        <w:numPr>
+          <w:ilvl w:val="0"/>
+          <w:numId w:val="423"/>
+        </w:numPr>
+      </w:pPr>
+      <w:r>
+        <w:t>Meet a representative from a faith-based organization that assists people in crisis regardless of faith (guest or short visit).</w:t>
+      </w:r>
+    </w:p>
+    <w:p>
+      <w:pPr>
+        <w:spacing w:after="20"/>
+        <w:numPr>
+          <w:ilvl w:val="0"/>
+          <w:numId w:val="423"/>
+        </w:numPr>
+      </w:pPr>
+      <w:r>
+        <w:t>Scouts ask prepared questions and identify who the organization helps and how.</w:t>
+      </w:r>
+    </w:p>
+    <w:p>
+      <w:pPr>
+        <w:spacing w:after="20"/>
+        <w:numPr>
+          <w:ilvl w:val="0"/>
+          <w:numId w:val="423"/>
+        </w:numPr>
+      </w:pPr>
+      <w:r>
+        <w:t>Connect the work to Scout Law points (Helpful, Kind, Brave, Reverent) and thank the guest.</w:t>
+      </w:r>
+    </w:p>
+    <w:p>
+      <w:pPr>
+        <w:spacing w:after="40"/>
+      </w:pPr>
+      <w:r>
+        <w:rPr>
+          <w:i/>
+          <w:sz w:val="18"/>
+        </w:rPr>
+        <w:t>Needs: guest/visit confirmation, thank-you card, question cards</w:t>
       </w:r>
     </w:p>
     <w:p>
@@ -35390,7 +35572,7 @@
         <w:spacing w:after="20"/>
         <w:numPr>
           <w:ilvl w:val="0"/>
-          <w:numId w:val="422"/>
+          <w:numId w:val="424"/>
         </w:numPr>
       </w:pPr>
       <w:r>
@@ -35402,7 +35584,7 @@
         <w:spacing w:after="20"/>
         <w:numPr>
           <w:ilvl w:val="0"/>
-          <w:numId w:val="422"/>
+          <w:numId w:val="424"/>
         </w:numPr>
       </w:pPr>
       <w:r>
@@ -35414,11 +35596,11 @@
         <w:spacing w:after="20"/>
         <w:numPr>
           <w:ilvl w:val="0"/>
-          <w:numId w:val="422"/>
-        </w:numPr>
-      </w:pPr>
-      <w:r>
-        <w:t>Leader notes who still needs the parent/guardian discussion at home.</w:t>
+          <w:numId w:val="424"/>
+        </w:numPr>
+      </w:pPr>
+      <w:r>
+        <w:t>Leader confirms who still needs the parent/guardian discussion (reqs 1 &amp; 3) at home.</w:t>
       </w:r>
     </w:p>
     <w:p>
@@ -35437,7 +35619,7 @@
         <w:spacing w:after="20"/>
         <w:numPr>
           <w:ilvl w:val="0"/>
-          <w:numId w:val="423"/>
+          <w:numId w:val="425"/>
         </w:numPr>
       </w:pPr>
       <w:r>
@@ -35449,7 +35631,7 @@
         <w:spacing w:after="20"/>
         <w:numPr>
           <w:ilvl w:val="0"/>
-          <w:numId w:val="423"/>
+          <w:numId w:val="425"/>
         </w:numPr>
       </w:pPr>
       <w:r>
@@ -35461,7 +35643,7 @@
         <w:spacing w:after="20"/>
         <w:numPr>
           <w:ilvl w:val="0"/>
-          <w:numId w:val="423"/>
+          <w:numId w:val="425"/>
         </w:numPr>
       </w:pPr>
       <w:r>
@@ -35484,7 +35666,15 @@
         <w:pStyle w:val="ListBullet"/>
       </w:pPr>
       <w:r>
-        <w:t>Finish any remaining Duty to God home discussions with a parent/guardian.</w:t>
+        <w:t>Finish the family faith/value discussion (req 1) and the daily-practice discussion (req 3) at home if not done.</w:t>
+      </w:r>
+    </w:p>
+    <w:p>
+      <w:pPr>
+        <w:pStyle w:val="ListBullet"/>
+      </w:pPr>
+      <w:r>
+        <w:t>This is the LAST required adventure - confirm all six are recorded in Scoutbook so the Scout is ready to cross over.</w:t>
       </w:r>
     </w:p>
     <w:p>
@@ -35498,7 +35688,7 @@
         <w:t xml:space="preserve">Den Chief tip: </w:t>
       </w:r>
       <w:r>
-        <w:t>Some requirements are intentionally family-led. Provide a simple sign-off reminder and avoid putting Scouts on the spot.</w:t>
+        <w:t>Keep this inclusive: focus on reverence, service, and respect - never compare whose beliefs are right. With this done, the patrol has finished all six required adventures before crossover.</w:t>
       </w:r>
     </w:p>
     <w:p>
@@ -35512,7 +35702,7 @@
         <w:t xml:space="preserve">Flex week idea: </w:t>
       </w:r>
       <w:r>
-        <w:t>No separate flex week in Feb (2/18 is dark). Use Blue &amp; Gold on 2/25 to celebrate AOL leadership and invite the troop.</w:t>
+        <w:t>No separate flex week in Feb (2/18 is dark). Blue &amp; Gold on 2/25 celebrates AOL; the Crossover ceremony (about Feb 28) sends the patrol into their troop with all six adventures complete.</w:t>
       </w:r>
     </w:p>
     <w:p>
@@ -35525,7 +35715,7 @@
           <w:color w:val="5B2A86"/>
           <w:sz w:val="28"/>
         </w:rPr>
-        <w:t>March 2027: Outdoor Adventurer</w:t>
+        <w:t>March 2027: Complete - Optional: Knife Safety</w:t>
       </w:r>
     </w:p>
     <w:p>
@@ -35533,7 +35723,7 @@
         <w:rPr>
           <w:i/>
         </w:rPr>
-        <w:t>Prepare for, participate in, and learn from the pack spring campout around March 5-7, 2027; the campout itself is the required outing.</w:t>
+        <w:t>All six required adventures are DONE and the patrol has crossed over (about Feb 28). These den slots are optional enrichment. Knife Safety is a great bridge skill toward the Scouts BSA Totin' Chip - run it for any AOL Scouts who stay engaged with the pack through spring.</w:t>
       </w:r>
     </w:p>
     <w:tbl>
@@ -35625,7 +35815,7 @@
         <w:pStyle w:val="ListBullet"/>
       </w:pPr>
       <w:r>
-        <w:t>Outdoor Adventurer req 5-7: Participate in the pack spring campout around March 5-7, 2027, help set up patrol gear before your own tent, and demonstrate food/kitchen sanitation during the outing.</w:t>
+        <w:t>No required adventures remain. Anyone who missed a required item should finish the make-up with their new troop or the den leader as soon as possible.</w:t>
       </w:r>
     </w:p>
     <w:p>
@@ -35638,7 +35828,7 @@
           <w:color w:val="5B2A86"/>
           <w:sz w:val="25"/>
         </w:rPr>
-        <w:t>Thu Mar 4  —  Campout Prep and Patrol Plan</w:t>
+        <w:t>Thu Mar 4  —  Knife Rules and Safety Circle (optional)</w:t>
       </w:r>
     </w:p>
     <w:p>
@@ -35652,7 +35842,7 @@
         <w:t xml:space="preserve">Focus: </w:t>
       </w:r>
       <w:r>
-        <w:t>Prepare for the spring campout: essentials, overnight gear, SAFE checklist, map, and campsite plan.</w:t>
+        <w:t>Read and promise to follow the Cub Scout Knife Safety Rules; practice the safety circle, care, and handling.</w:t>
       </w:r>
     </w:p>
     <w:p>
@@ -35671,7 +35861,7 @@
         <w:pStyle w:val="ListBullet"/>
       </w:pPr>
       <w:r>
-        <w:t>Outdoor Adventurer 1 (Scout Basic Essentials)</w:t>
+        <w:t>Optional elective - Knife Safety 1 (Rules and promise)</w:t>
       </w:r>
     </w:p>
     <w:p>
@@ -35679,7 +35869,7 @@
         <w:pStyle w:val="ListBullet"/>
       </w:pPr>
       <w:r>
-        <w:t>Outdoor Adventurer 2 (What to bring and how to carry it)</w:t>
+        <w:t>Knife Safety 2 (Safety circle)</w:t>
       </w:r>
     </w:p>
     <w:p>
@@ -35687,15 +35877,7 @@
         <w:pStyle w:val="ListBullet"/>
       </w:pPr>
       <w:r>
-        <w:t>Outdoor Adventurer 3 (BSA SAFE Checklist)</w:t>
-      </w:r>
-    </w:p>
-    <w:p>
-      <w:pPr>
-        <w:pStyle w:val="ListBullet"/>
-      </w:pPr>
-      <w:r>
-        <w:t>Outdoor Adventurer 4 (Locate camp and campsite on a map)</w:t>
+        <w:t>Knife Safety 3 (Care for and use a knife safely)</w:t>
       </w:r>
     </w:p>
     <w:p>
@@ -35711,54 +35893,54 @@
     </w:p>
     <w:p>
       <w:r>
-        <w:t>packing checklist, pencils, sample gear, BSA SAFE Checklist, chart paper, markers, camp map, printed site map or blank paper</w:t>
-      </w:r>
-    </w:p>
-    <w:p>
-      <w:pPr>
-        <w:spacing w:after="20"/>
-      </w:pPr>
-      <w:r>
-        <w:rPr>
-          <w:b/>
-        </w:rPr>
-        <w:t>Gathering — Pack Shakedown</w:t>
-      </w:r>
-    </w:p>
-    <w:p>
-      <w:pPr>
-        <w:spacing w:after="20"/>
-        <w:numPr>
-          <w:ilvl w:val="0"/>
-          <w:numId w:val="424"/>
-        </w:numPr>
-      </w:pPr>
-      <w:r>
-        <w:t>Lay out real gear plus a few silly extras.</w:t>
-      </w:r>
-    </w:p>
-    <w:p>
-      <w:pPr>
-        <w:spacing w:after="20"/>
-        <w:numPr>
-          <w:ilvl w:val="0"/>
-          <w:numId w:val="424"/>
-        </w:numPr>
-      </w:pPr>
-      <w:r>
-        <w:t>Scouts sort what belongs in a day pack, overnight bag, patrol gear, or leave at home.</w:t>
-      </w:r>
-    </w:p>
-    <w:p>
-      <w:pPr>
-        <w:spacing w:after="20"/>
-        <w:numPr>
-          <w:ilvl w:val="0"/>
-          <w:numId w:val="424"/>
-        </w:numPr>
-      </w:pPr>
-      <w:r>
-        <w:t>Patrol leader asks each Scout to explain one choice.</w:t>
+        <w:t>printed Cub Scout Knife Safety Rules, pencils, trainer knives or approved pocketknives, work gloves if desired, clean cloth, small sharpening stone for demo only</w:t>
+      </w:r>
+    </w:p>
+    <w:p>
+      <w:pPr>
+        <w:spacing w:after="20"/>
+      </w:pPr>
+      <w:r>
+        <w:rPr>
+          <w:b/>
+        </w:rPr>
+        <w:t>Gathering — Safety Circle Setup</w:t>
+      </w:r>
+    </w:p>
+    <w:p>
+      <w:pPr>
+        <w:spacing w:after="20"/>
+        <w:numPr>
+          <w:ilvl w:val="0"/>
+          <w:numId w:val="426"/>
+        </w:numPr>
+      </w:pPr>
+      <w:r>
+        <w:t>Scouts use arm's-length spacing to find safe work spots as they arrive.</w:t>
+      </w:r>
+    </w:p>
+    <w:p>
+      <w:pPr>
+        <w:spacing w:after="20"/>
+        <w:numPr>
+          <w:ilvl w:val="0"/>
+          <w:numId w:val="426"/>
+        </w:numPr>
+      </w:pPr>
+      <w:r>
+        <w:t>Den Chief checks each circle before any knife or trainer comes out.</w:t>
+      </w:r>
+    </w:p>
+    <w:p>
+      <w:pPr>
+        <w:spacing w:after="20"/>
+        <w:numPr>
+          <w:ilvl w:val="0"/>
+          <w:numId w:val="426"/>
+        </w:numPr>
+      </w:pPr>
+      <w:r>
+        <w:t>Patrol leader posts the stop signal and cleanup command.</w:t>
       </w:r>
     </w:p>
     <w:p>
@@ -35777,7 +35959,7 @@
         <w:spacing w:after="20"/>
         <w:numPr>
           <w:ilvl w:val="0"/>
-          <w:numId w:val="425"/>
+          <w:numId w:val="427"/>
         </w:numPr>
       </w:pPr>
       <w:r>
@@ -35789,7 +35971,7 @@
         <w:spacing w:after="20"/>
         <w:numPr>
           <w:ilvl w:val="0"/>
-          <w:numId w:val="425"/>
+          <w:numId w:val="427"/>
         </w:numPr>
       </w:pPr>
       <w:r>
@@ -35801,7 +35983,7 @@
         <w:spacing w:after="20"/>
         <w:numPr>
           <w:ilvl w:val="0"/>
-          <w:numId w:val="425"/>
+          <w:numId w:val="427"/>
         </w:numPr>
       </w:pPr>
       <w:r>
@@ -35816,43 +35998,43 @@
         <w:rPr>
           <w:b/>
         </w:rPr>
-        <w:t>Activity — Essentials and Overnight Gear</w:t>
-      </w:r>
-    </w:p>
-    <w:p>
-      <w:pPr>
-        <w:spacing w:after="20"/>
-        <w:numPr>
-          <w:ilvl w:val="0"/>
-          <w:numId w:val="426"/>
-        </w:numPr>
-      </w:pPr>
-      <w:r>
-        <w:t>Review the Scout Basic Essentials and why each matters on a campout.</w:t>
-      </w:r>
-    </w:p>
-    <w:p>
-      <w:pPr>
-        <w:spacing w:after="20"/>
-        <w:numPr>
-          <w:ilvl w:val="0"/>
-          <w:numId w:val="426"/>
-        </w:numPr>
-      </w:pPr>
-      <w:r>
-        <w:t>Scouts build a personal packing list including tent/sleeping gear and how they will carry it.</w:t>
-      </w:r>
-    </w:p>
-    <w:p>
-      <w:pPr>
-        <w:spacing w:after="20"/>
-        <w:numPr>
-          <w:ilvl w:val="0"/>
-          <w:numId w:val="426"/>
-        </w:numPr>
-      </w:pPr>
-      <w:r>
-        <w:t>Discuss what is personal gear versus patrol gear.</w:t>
+        <w:t>Activity — Cub Scout Knife Safety Rules</w:t>
+      </w:r>
+    </w:p>
+    <w:p>
+      <w:pPr>
+        <w:spacing w:after="20"/>
+        <w:numPr>
+          <w:ilvl w:val="0"/>
+          <w:numId w:val="428"/>
+        </w:numPr>
+      </w:pPr>
+      <w:r>
+        <w:t>Read the rules together and have Scouts explain each one in their own words.</w:t>
+      </w:r>
+    </w:p>
+    <w:p>
+      <w:pPr>
+        <w:spacing w:after="20"/>
+        <w:numPr>
+          <w:ilvl w:val="0"/>
+          <w:numId w:val="428"/>
+        </w:numPr>
+      </w:pPr>
+      <w:r>
+        <w:t>Each Scout makes the promise to follow the rules before handling a knife.</w:t>
+      </w:r>
+    </w:p>
+    <w:p>
+      <w:pPr>
+        <w:spacing w:after="20"/>
+        <w:numPr>
+          <w:ilvl w:val="0"/>
+          <w:numId w:val="428"/>
+        </w:numPr>
+      </w:pPr>
+      <w:r>
+        <w:t>Review when a knife is a tool, not a toy, and when it must be closed and put away.</w:t>
       </w:r>
     </w:p>
     <w:p>
@@ -35864,54 +36046,54 @@
           <w:i/>
           <w:sz w:val="18"/>
         </w:rPr>
-        <w:t>Needs: packing checklist, pencils, sample gear</w:t>
-      </w:r>
-    </w:p>
-    <w:p>
-      <w:pPr>
-        <w:spacing w:after="20"/>
-      </w:pPr>
-      <w:r>
-        <w:rPr>
-          <w:b/>
-        </w:rPr>
-        <w:t>Activity — SAFE Campout Plan</w:t>
-      </w:r>
-    </w:p>
-    <w:p>
-      <w:pPr>
-        <w:spacing w:after="20"/>
-        <w:numPr>
-          <w:ilvl w:val="0"/>
-          <w:numId w:val="427"/>
-        </w:numPr>
-      </w:pPr>
-      <w:r>
-        <w:t>Review the four points of the BSA SAFE Checklist and apply each to the March campout.</w:t>
-      </w:r>
-    </w:p>
-    <w:p>
-      <w:pPr>
-        <w:spacing w:after="20"/>
-        <w:numPr>
-          <w:ilvl w:val="0"/>
-          <w:numId w:val="427"/>
-        </w:numPr>
-      </w:pPr>
-      <w:r>
-        <w:t>Identify weather, buddy system, adult supervision, medical forms, cooking, and fire boundaries.</w:t>
-      </w:r>
-    </w:p>
-    <w:p>
-      <w:pPr>
-        <w:spacing w:after="20"/>
-        <w:numPr>
-          <w:ilvl w:val="0"/>
-          <w:numId w:val="427"/>
-        </w:numPr>
-      </w:pPr>
-      <w:r>
-        <w:t>Patrol leader records questions to ask the campout coordinator.</w:t>
+        <w:t>Needs: printed Cub Scout Knife Safety Rules, pencils</w:t>
+      </w:r>
+    </w:p>
+    <w:p>
+      <w:pPr>
+        <w:spacing w:after="20"/>
+      </w:pPr>
+      <w:r>
+        <w:rPr>
+          <w:b/>
+        </w:rPr>
+        <w:t>Activity — Knife Care and Handling Lab</w:t>
+      </w:r>
+    </w:p>
+    <w:p>
+      <w:pPr>
+        <w:spacing w:after="20"/>
+        <w:numPr>
+          <w:ilvl w:val="0"/>
+          <w:numId w:val="429"/>
+        </w:numPr>
+      </w:pPr>
+      <w:r>
+        <w:t>Demonstrate opening, closing, passing, carrying, and storing a pocketknife safely using EDGE.</w:t>
+      </w:r>
+    </w:p>
+    <w:p>
+      <w:pPr>
+        <w:spacing w:after="20"/>
+        <w:numPr>
+          <w:ilvl w:val="0"/>
+          <w:numId w:val="429"/>
+        </w:numPr>
+      </w:pPr>
+      <w:r>
+        <w:t>Scouts practice first with trainer knives or closed knives, then with approved knives under close supervision.</w:t>
+      </w:r>
+    </w:p>
+    <w:p>
+      <w:pPr>
+        <w:spacing w:after="20"/>
+        <w:numPr>
+          <w:ilvl w:val="0"/>
+          <w:numId w:val="429"/>
+        </w:numPr>
+      </w:pPr>
+      <w:r>
+        <w:t>Show basic care: clean, dry, sharp enough to be safe, and stored closed.</w:t>
       </w:r>
     </w:p>
     <w:p>
@@ -35923,54 +36105,306 @@
           <w:i/>
           <w:sz w:val="18"/>
         </w:rPr>
-        <w:t>Needs: BSA SAFE Checklist, chart paper, markers</w:t>
-      </w:r>
-    </w:p>
-    <w:p>
-      <w:pPr>
-        <w:spacing w:after="20"/>
-      </w:pPr>
-      <w:r>
-        <w:rPr>
-          <w:b/>
-        </w:rPr>
-        <w:t>Activity — Map and Campsite Layout</w:t>
-      </w:r>
-    </w:p>
-    <w:p>
-      <w:pPr>
-        <w:spacing w:after="20"/>
-        <w:numPr>
-          <w:ilvl w:val="0"/>
-          <w:numId w:val="428"/>
-        </w:numPr>
-      </w:pPr>
-      <w:r>
-        <w:t>Locate the camp and campsite on a map or printed camp map.</w:t>
-      </w:r>
-    </w:p>
-    <w:p>
-      <w:pPr>
-        <w:spacing w:after="20"/>
-        <w:numPr>
-          <w:ilvl w:val="0"/>
-          <w:numId w:val="428"/>
-        </w:numPr>
-      </w:pPr>
-      <w:r>
-        <w:t>Sketch where kitchen, eating area, tents, firepit, handwash, and trash should go.</w:t>
-      </w:r>
-    </w:p>
-    <w:p>
-      <w:pPr>
-        <w:spacing w:after="20"/>
-        <w:numPr>
-          <w:ilvl w:val="0"/>
-          <w:numId w:val="428"/>
-        </w:numPr>
-      </w:pPr>
-      <w:r>
-        <w:t>Agree that patrol gear setup comes before personal tents on arrival.</w:t>
+        <w:t>Needs: trainer knives or approved pocketknives, work gloves if desired, clean cloth, small sharpening stone for demo only</w:t>
+      </w:r>
+    </w:p>
+    <w:p>
+      <w:pPr>
+        <w:spacing w:after="20"/>
+      </w:pPr>
+      <w:r>
+        <w:rPr>
+          <w:b/>
+        </w:rPr>
+        <w:t>Closing — Closing Ceremony - the Living Circle</w:t>
+      </w:r>
+    </w:p>
+    <w:p>
+      <w:pPr>
+        <w:spacing w:after="20"/>
+        <w:numPr>
+          <w:ilvl w:val="0"/>
+          <w:numId w:val="430"/>
+        </w:numPr>
+      </w:pPr>
+      <w:r>
+        <w:t>Form a circle. Everyone puts their left hand toward the center, little fingers linked to the next Scout.</w:t>
+      </w:r>
+    </w:p>
+    <w:p>
+      <w:pPr>
+        <w:spacing w:after="20"/>
+        <w:numPr>
+          <w:ilvl w:val="0"/>
+          <w:numId w:val="430"/>
+        </w:numPr>
+      </w:pPr>
+      <w:r>
+        <w:t>Den Chief shares a 1-sentence thought tied to tonight (e.g., 'Tonight we practiced being Helpful.').</w:t>
+      </w:r>
+    </w:p>
+    <w:p>
+      <w:pPr>
+        <w:spacing w:after="20"/>
+        <w:numPr>
+          <w:ilvl w:val="0"/>
+          <w:numId w:val="430"/>
+        </w:numPr>
+      </w:pPr>
+      <w:r>
+        <w:t>On the Den Chief's signal, everyone raises the circle and gives a quiet 'Do Your Best!' Dismiss.</w:t>
+      </w:r>
+    </w:p>
+    <w:p>
+      <w:pPr>
+        <w:spacing w:after="40"/>
+      </w:pPr>
+      <w:r>
+        <w:rPr>
+          <w:b/>
+        </w:rPr>
+        <w:t>Send home / follow-up:</w:t>
+      </w:r>
+    </w:p>
+    <w:p>
+      <w:pPr>
+        <w:pStyle w:val="ListBullet"/>
+      </w:pPr>
+      <w:r>
+        <w:t>Tell families whether Scouts may bring an approved pocketknife next time and what supervision rules apply.</w:t>
+      </w:r>
+    </w:p>
+    <w:p>
+      <w:pPr>
+        <w:pStyle w:val="ListBullet"/>
+      </w:pPr>
+      <w:r>
+        <w:t>This is enrichment - it also front-loads the Scouts BSA Totin' Chip.</w:t>
+      </w:r>
+    </w:p>
+    <w:p>
+      <w:pPr>
+        <w:spacing w:after="120"/>
+      </w:pPr>
+      <w:r>
+        <w:rPr>
+          <w:b/>
+        </w:rPr>
+        <w:t xml:space="preserve">Den Chief tip: </w:t>
+      </w:r>
+      <w:r>
+        <w:t>Follow pack policy, Guide to Safe Scouting, and local rules. Maintain tight supervision and stop immediately for unsafe behavior. Purely optional after crossover.</w:t>
+      </w:r>
+    </w:p>
+    <w:p>
+      <w:pPr>
+        <w:spacing w:before="200" w:after="80"/>
+      </w:pPr>
+      <w:r>
+        <w:rPr>
+          <w:b/>
+          <w:color w:val="5B2A86"/>
+          <w:sz w:val="25"/>
+        </w:rPr>
+        <w:t>Thu Mar 18  —  Whittle a Useful Object (optional)</w:t>
+      </w:r>
+    </w:p>
+    <w:p>
+      <w:pPr>
+        <w:spacing w:after="40"/>
+      </w:pPr>
+      <w:r>
+        <w:rPr>
+          <w:b/>
+        </w:rPr>
+        <w:t xml:space="preserve">Focus: </w:t>
+      </w:r>
+      <w:r>
+        <w:t>Use a pocketknife to make a useful object and choose the correct cooking knife for slice, chop, and mince.</w:t>
+      </w:r>
+    </w:p>
+    <w:p>
+      <w:pPr>
+        <w:spacing w:after="40"/>
+      </w:pPr>
+      <w:r>
+        <w:rPr>
+          <w:b/>
+        </w:rPr>
+        <w:t>Requirements completed tonight:</w:t>
+      </w:r>
+    </w:p>
+    <w:p>
+      <w:pPr>
+        <w:pStyle w:val="ListBullet"/>
+      </w:pPr>
+      <w:r>
+        <w:t>Optional elective - Knife Safety 4 (Make a useful object)</w:t>
+      </w:r>
+    </w:p>
+    <w:p>
+      <w:pPr>
+        <w:pStyle w:val="ListBullet"/>
+      </w:pPr>
+      <w:r>
+        <w:t>Knife Safety 5 (Correct cooking knife; slice, chop, mince)</w:t>
+      </w:r>
+    </w:p>
+    <w:p>
+      <w:pPr>
+        <w:spacing w:after="40"/>
+      </w:pPr>
+      <w:r>
+        <w:rPr>
+          <w:b/>
+        </w:rPr>
+        <w:t>Materials to bring:</w:t>
+      </w:r>
+    </w:p>
+    <w:p>
+      <w:r>
+        <w:t>approved pocketknives, soft wood blanks or sticks, cut-resistant gloves if available, drop cloth, first-aid kit, cutting boards, paring knife, chef's knife, serrated knife, soft foods such as bananas, cucumbers, or herbs, sanitizer and paper towels</w:t>
+      </w:r>
+    </w:p>
+    <w:p>
+      <w:pPr>
+        <w:spacing w:after="20"/>
+      </w:pPr>
+      <w:r>
+        <w:rPr>
+          <w:b/>
+        </w:rPr>
+        <w:t>Gathering — Edge-Away Review</w:t>
+      </w:r>
+    </w:p>
+    <w:p>
+      <w:pPr>
+        <w:spacing w:after="20"/>
+        <w:numPr>
+          <w:ilvl w:val="0"/>
+          <w:numId w:val="431"/>
+        </w:numPr>
+      </w:pPr>
+      <w:r>
+        <w:t>Scouts demonstrate their safety circle with closed knives or trainers.</w:t>
+      </w:r>
+    </w:p>
+    <w:p>
+      <w:pPr>
+        <w:spacing w:after="20"/>
+        <w:numPr>
+          <w:ilvl w:val="0"/>
+          <w:numId w:val="431"/>
+        </w:numPr>
+      </w:pPr>
+      <w:r>
+        <w:t>Patrol leader asks the group to name the top three rules before work begins.</w:t>
+      </w:r>
+    </w:p>
+    <w:p>
+      <w:pPr>
+        <w:spacing w:after="20"/>
+        <w:numPr>
+          <w:ilvl w:val="0"/>
+          <w:numId w:val="431"/>
+        </w:numPr>
+      </w:pPr>
+      <w:r>
+        <w:t>Anyone who cannot state the rules observes until coached.</w:t>
+      </w:r>
+    </w:p>
+    <w:p>
+      <w:pPr>
+        <w:spacing w:after="20"/>
+      </w:pPr>
+      <w:r>
+        <w:rPr>
+          <w:b/>
+        </w:rPr>
+        <w:t>Opening — Opening Ceremony</w:t>
+      </w:r>
+    </w:p>
+    <w:p>
+      <w:pPr>
+        <w:spacing w:after="20"/>
+        <w:numPr>
+          <w:ilvl w:val="0"/>
+          <w:numId w:val="432"/>
+        </w:numPr>
+      </w:pPr>
+      <w:r>
+        <w:t>Form up in a horseshoe or circle. Ask a Scout to lead the Pledge of Allegiance to the flag.</w:t>
+      </w:r>
+    </w:p>
+    <w:p>
+      <w:pPr>
+        <w:spacing w:after="20"/>
+        <w:numPr>
+          <w:ilvl w:val="0"/>
+          <w:numId w:val="432"/>
+        </w:numPr>
+      </w:pPr>
+      <w:r>
+        <w:t>Everyone gives the Cub Scout sign and recites the Scout Oath together.</w:t>
+      </w:r>
+    </w:p>
+    <w:p>
+      <w:pPr>
+        <w:spacing w:after="20"/>
+        <w:numPr>
+          <w:ilvl w:val="0"/>
+          <w:numId w:val="432"/>
+        </w:numPr>
+      </w:pPr>
+      <w:r>
+        <w:t>Recite the Scout Law together. Younger dens may say it line-by-line after the Den Chief.</w:t>
+      </w:r>
+    </w:p>
+    <w:p>
+      <w:pPr>
+        <w:spacing w:after="20"/>
+      </w:pPr>
+      <w:r>
+        <w:rPr>
+          <w:b/>
+        </w:rPr>
+        <w:t>Activity — Whittle a Useful Object</w:t>
+      </w:r>
+    </w:p>
+    <w:p>
+      <w:pPr>
+        <w:spacing w:after="20"/>
+        <w:numPr>
+          <w:ilvl w:val="0"/>
+          <w:numId w:val="433"/>
+        </w:numPr>
+      </w:pPr>
+      <w:r>
+        <w:t>Choose a simple useful object: tent stake, fuzz stick, pot scraper, or labeled garden marker.</w:t>
+      </w:r>
+    </w:p>
+    <w:p>
+      <w:pPr>
+        <w:spacing w:after="20"/>
+        <w:numPr>
+          <w:ilvl w:val="0"/>
+          <w:numId w:val="433"/>
+        </w:numPr>
+      </w:pPr>
+      <w:r>
+        <w:t>Scouts whittle away from themselves inside safety circles with adult/Den Chief coaching.</w:t>
+      </w:r>
+    </w:p>
+    <w:p>
+      <w:pPr>
+        <w:spacing w:after="20"/>
+        <w:numPr>
+          <w:ilvl w:val="0"/>
+          <w:numId w:val="433"/>
+        </w:numPr>
+      </w:pPr>
+      <w:r>
+        <w:t>Stop, close knives, clean the area, and have each Scout explain what they made.</w:t>
       </w:r>
     </w:p>
     <w:p>
@@ -35982,322 +36416,54 @@
           <w:i/>
           <w:sz w:val="18"/>
         </w:rPr>
-        <w:t>Needs: camp map, printed site map or blank paper, markers</w:t>
-      </w:r>
-    </w:p>
-    <w:p>
-      <w:pPr>
-        <w:spacing w:after="20"/>
-      </w:pPr>
-      <w:r>
-        <w:rPr>
-          <w:b/>
-        </w:rPr>
-        <w:t>Closing — Closing Ceremony - the Living Circle</w:t>
-      </w:r>
-    </w:p>
-    <w:p>
-      <w:pPr>
-        <w:spacing w:after="20"/>
-        <w:numPr>
-          <w:ilvl w:val="0"/>
-          <w:numId w:val="429"/>
-        </w:numPr>
-      </w:pPr>
-      <w:r>
-        <w:t>Form a circle. Everyone puts their left hand toward the center, little fingers linked to the next Scout.</w:t>
-      </w:r>
-    </w:p>
-    <w:p>
-      <w:pPr>
-        <w:spacing w:after="20"/>
-        <w:numPr>
-          <w:ilvl w:val="0"/>
-          <w:numId w:val="429"/>
-        </w:numPr>
-      </w:pPr>
-      <w:r>
-        <w:t>Den Chief shares a 1-sentence thought tied to tonight (e.g., 'Tonight we practiced being Helpful.').</w:t>
-      </w:r>
-    </w:p>
-    <w:p>
-      <w:pPr>
-        <w:spacing w:after="20"/>
-        <w:numPr>
-          <w:ilvl w:val="0"/>
-          <w:numId w:val="429"/>
-        </w:numPr>
-      </w:pPr>
-      <w:r>
-        <w:t>On the Den Chief's signal, everyone raises the circle and gives a quiet 'Do Your Best!' Dismiss.</w:t>
-      </w:r>
-    </w:p>
-    <w:p>
-      <w:pPr>
-        <w:spacing w:after="40"/>
-      </w:pPr>
-      <w:r>
-        <w:rPr>
-          <w:b/>
-        </w:rPr>
-        <w:t>Send home / follow-up:</w:t>
-      </w:r>
-    </w:p>
-    <w:p>
-      <w:pPr>
-        <w:pStyle w:val="ListBullet"/>
-      </w:pPr>
-      <w:r>
-        <w:t>Pack for the March 5-7 spring campout using tonight's checklist.</w:t>
-      </w:r>
-    </w:p>
-    <w:p>
-      <w:pPr>
-        <w:pStyle w:val="ListBullet"/>
-      </w:pPr>
-      <w:r>
-        <w:t>Bring weather layers, sleeping gear, water bottle, and any required forms.</w:t>
-      </w:r>
-    </w:p>
-    <w:p>
-      <w:pPr>
-        <w:spacing w:after="120"/>
-      </w:pPr>
-      <w:r>
-        <w:rPr>
-          <w:b/>
-        </w:rPr>
-        <w:t xml:space="preserve">Den Chief tip: </w:t>
-      </w:r>
-      <w:r>
-        <w:t>S1 is Thu Mar 4, right before the campout. Keep it practical: gear check, safety plan, map, and patrol jobs.</w:t>
-      </w:r>
-    </w:p>
-    <w:p>
-      <w:pPr>
-        <w:spacing w:before="200" w:after="80"/>
-      </w:pPr>
-      <w:r>
-        <w:rPr>
-          <w:b/>
-          <w:color w:val="5B2A86"/>
-          <w:sz w:val="25"/>
-        </w:rPr>
-        <w:t>Thu Mar 18  —  Campout Debrief and Outdoor Ethics</w:t>
-      </w:r>
-    </w:p>
-    <w:p>
-      <w:pPr>
-        <w:spacing w:after="40"/>
-      </w:pPr>
-      <w:r>
-        <w:rPr>
-          <w:b/>
-        </w:rPr>
-        <w:t xml:space="preserve">Focus: </w:t>
-      </w:r>
-      <w:r>
-        <w:t>Debrief the campout and connect campsite choices, sanitation, Outdoor Code, and Leave No Trace.</w:t>
-      </w:r>
-    </w:p>
-    <w:p>
-      <w:pPr>
-        <w:spacing w:after="40"/>
-      </w:pPr>
-      <w:r>
-        <w:rPr>
-          <w:b/>
-        </w:rPr>
-        <w:t>Requirements completed tonight:</w:t>
-      </w:r>
-    </w:p>
-    <w:p>
-      <w:pPr>
-        <w:pStyle w:val="ListBullet"/>
-      </w:pPr>
-      <w:r>
-        <w:t>Outdoor Adventurer 5 (Participated in campout - outing)</w:t>
-      </w:r>
-    </w:p>
-    <w:p>
-      <w:pPr>
-        <w:pStyle w:val="ListBullet"/>
-      </w:pPr>
-      <w:r>
-        <w:t>Outdoor Adventurer 6 (Campsite setup and patrol gear - outing)</w:t>
-      </w:r>
-    </w:p>
-    <w:p>
-      <w:pPr>
-        <w:pStyle w:val="ListBullet"/>
-      </w:pPr>
-      <w:r>
-        <w:t>Outdoor Adventurer 7 (Food safety/kitchen sanitation - outing)</w:t>
-      </w:r>
-    </w:p>
-    <w:p>
-      <w:pPr>
-        <w:pStyle w:val="ListBullet"/>
-      </w:pPr>
-      <w:r>
-        <w:t>Outdoor Adventurer 8 (Discuss what went well/differently; Outdoor Code and Leave No Trace Principles for Kids)</w:t>
-      </w:r>
-    </w:p>
-    <w:p>
-      <w:pPr>
-        <w:spacing w:after="40"/>
-      </w:pPr>
-      <w:r>
-        <w:rPr>
-          <w:b/>
-        </w:rPr>
-        <w:t>Materials to bring:</w:t>
-      </w:r>
-    </w:p>
-    <w:p>
-      <w:r>
-        <w:t>chart paper, markers, service/campout attendance notes, Outdoor Code card, Leave No Trace Principles for Kids cards</w:t>
-      </w:r>
-    </w:p>
-    <w:p>
-      <w:pPr>
-        <w:spacing w:after="20"/>
-      </w:pPr>
-      <w:r>
-        <w:rPr>
-          <w:b/>
-        </w:rPr>
-        <w:t>Gathering — Campout Photo Sort</w:t>
-      </w:r>
-    </w:p>
-    <w:p>
-      <w:pPr>
-        <w:spacing w:after="20"/>
-        <w:numPr>
-          <w:ilvl w:val="0"/>
-          <w:numId w:val="430"/>
-        </w:numPr>
-      </w:pPr>
-      <w:r>
-        <w:t>Post campout photos or written moments: setup, cooking, campfire, cleanup, weather, sleep.</w:t>
-      </w:r>
-    </w:p>
-    <w:p>
-      <w:pPr>
-        <w:spacing w:after="20"/>
-        <w:numPr>
-          <w:ilvl w:val="0"/>
-          <w:numId w:val="430"/>
-        </w:numPr>
-      </w:pPr>
-      <w:r>
-        <w:t>Scouts add sticky notes: went well, change next time, or question.</w:t>
-      </w:r>
-    </w:p>
-    <w:p>
-      <w:pPr>
-        <w:spacing w:after="20"/>
-        <w:numPr>
-          <w:ilvl w:val="0"/>
-          <w:numId w:val="430"/>
-        </w:numPr>
-      </w:pPr>
-      <w:r>
-        <w:t>Patrol leader chooses three notes to start the debrief.</w:t>
-      </w:r>
-    </w:p>
-    <w:p>
-      <w:pPr>
-        <w:spacing w:after="20"/>
-      </w:pPr>
-      <w:r>
-        <w:rPr>
-          <w:b/>
-        </w:rPr>
-        <w:t>Opening — Opening Ceremony</w:t>
-      </w:r>
-    </w:p>
-    <w:p>
-      <w:pPr>
-        <w:spacing w:after="20"/>
-        <w:numPr>
-          <w:ilvl w:val="0"/>
-          <w:numId w:val="431"/>
-        </w:numPr>
-      </w:pPr>
-      <w:r>
-        <w:t>Form up in a horseshoe or circle. Ask a Scout to lead the Pledge of Allegiance to the flag.</w:t>
-      </w:r>
-    </w:p>
-    <w:p>
-      <w:pPr>
-        <w:spacing w:after="20"/>
-        <w:numPr>
-          <w:ilvl w:val="0"/>
-          <w:numId w:val="431"/>
-        </w:numPr>
-      </w:pPr>
-      <w:r>
-        <w:t>Everyone gives the Cub Scout sign and recites the Scout Oath together.</w:t>
-      </w:r>
-    </w:p>
-    <w:p>
-      <w:pPr>
-        <w:spacing w:after="20"/>
-        <w:numPr>
-          <w:ilvl w:val="0"/>
-          <w:numId w:val="431"/>
-        </w:numPr>
-      </w:pPr>
-      <w:r>
-        <w:t>Recite the Scout Law together. Younger dens may say it line-by-line after the Den Chief.</w:t>
-      </w:r>
-    </w:p>
-    <w:p>
-      <w:pPr>
-        <w:spacing w:after="20"/>
-      </w:pPr>
-      <w:r>
-        <w:rPr>
-          <w:b/>
-        </w:rPr>
-        <w:t>Activity — Start-Stop-Continue Debrief</w:t>
-      </w:r>
-    </w:p>
-    <w:p>
-      <w:pPr>
-        <w:spacing w:after="20"/>
-        <w:numPr>
-          <w:ilvl w:val="0"/>
-          <w:numId w:val="432"/>
-        </w:numPr>
-      </w:pPr>
-      <w:r>
-        <w:t>Discuss what went well, what the patrol would do differently, and what to keep doing next campout.</w:t>
-      </w:r>
-    </w:p>
-    <w:p>
-      <w:pPr>
-        <w:spacing w:after="20"/>
-        <w:numPr>
-          <w:ilvl w:val="0"/>
-          <w:numId w:val="432"/>
-        </w:numPr>
-      </w:pPr>
-      <w:r>
-        <w:t>Review whether patrol gear was set before personal tents and how the kitchen stayed sanitary.</w:t>
-      </w:r>
-    </w:p>
-    <w:p>
-      <w:pPr>
-        <w:spacing w:after="20"/>
-        <w:numPr>
-          <w:ilvl w:val="0"/>
-          <w:numId w:val="432"/>
-        </w:numPr>
-      </w:pPr>
-      <w:r>
-        <w:t>Record one patrol improvement goal for Scouts BSA crossover.</w:t>
+        <w:t>Needs: approved pocketknives, soft wood blanks or sticks, cut-resistant gloves if available, drop cloth, first-aid kit</w:t>
+      </w:r>
+    </w:p>
+    <w:p>
+      <w:pPr>
+        <w:spacing w:after="20"/>
+      </w:pPr>
+      <w:r>
+        <w:rPr>
+          <w:b/>
+        </w:rPr>
+        <w:t>Activity — Camp Kitchen Knife Skills</w:t>
+      </w:r>
+    </w:p>
+    <w:p>
+      <w:pPr>
+        <w:spacing w:after="20"/>
+        <w:numPr>
+          <w:ilvl w:val="0"/>
+          <w:numId w:val="434"/>
+        </w:numPr>
+      </w:pPr>
+      <w:r>
+        <w:t>Show which cooking knife fits each job: paring, chef's knife, or serrated knife.</w:t>
+      </w:r>
+    </w:p>
+    <w:p>
+      <w:pPr>
+        <w:spacing w:after="20"/>
+        <w:numPr>
+          <w:ilvl w:val="0"/>
+          <w:numId w:val="434"/>
+        </w:numPr>
+      </w:pPr>
+      <w:r>
+        <w:t>Scouts demonstrate slice, chop, and mince on soft foods using claw-hand technique.</w:t>
+      </w:r>
+    </w:p>
+    <w:p>
+      <w:pPr>
+        <w:spacing w:after="20"/>
+        <w:numPr>
+          <w:ilvl w:val="0"/>
+          <w:numId w:val="434"/>
+        </w:numPr>
+      </w:pPr>
+      <w:r>
+        <w:t>Use the cut food in a simple camp snack if time allows.</w:t>
       </w:r>
     </w:p>
     <w:p>
@@ -36309,54 +36475,54 @@
           <w:i/>
           <w:sz w:val="18"/>
         </w:rPr>
-        <w:t>Needs: chart paper, markers, service/campout attendance notes</w:t>
-      </w:r>
-    </w:p>
-    <w:p>
-      <w:pPr>
-        <w:spacing w:after="20"/>
-      </w:pPr>
-      <w:r>
-        <w:rPr>
-          <w:b/>
-        </w:rPr>
-        <w:t>Activity — Outdoor Code and Leave No Trace</w:t>
-      </w:r>
-    </w:p>
-    <w:p>
-      <w:pPr>
-        <w:spacing w:after="20"/>
-        <w:numPr>
-          <w:ilvl w:val="0"/>
-          <w:numId w:val="433"/>
-        </w:numPr>
-      </w:pPr>
-      <w:r>
-        <w:t>Read the Outdoor Code and Leave No Trace Principles for Kids in Scout-led sections.</w:t>
-      </w:r>
-    </w:p>
-    <w:p>
-      <w:pPr>
-        <w:spacing w:after="20"/>
-        <w:numPr>
-          <w:ilvl w:val="0"/>
-          <w:numId w:val="433"/>
-        </w:numPr>
-      </w:pPr>
-      <w:r>
-        <w:t>Scouts match each principle to something that happened at the campout.</w:t>
-      </w:r>
-    </w:p>
-    <w:p>
-      <w:pPr>
-        <w:spacing w:after="20"/>
-        <w:numPr>
-          <w:ilvl w:val="0"/>
-          <w:numId w:val="433"/>
-        </w:numPr>
-      </w:pPr>
-      <w:r>
-        <w:t>Patrol leader leads a final pledge for the next outdoor activity.</w:t>
+        <w:t>Needs: cutting boards, paring knife, chef's knife, serrated knife, soft foods such as bananas, cucumbers, or herbs, sanitizer and paper towels</w:t>
+      </w:r>
+    </w:p>
+    <w:p>
+      <w:pPr>
+        <w:spacing w:after="20"/>
+      </w:pPr>
+      <w:r>
+        <w:rPr>
+          <w:b/>
+        </w:rPr>
+        <w:t>Closing — Closing Ceremony - the Living Circle</w:t>
+      </w:r>
+    </w:p>
+    <w:p>
+      <w:pPr>
+        <w:spacing w:after="20"/>
+        <w:numPr>
+          <w:ilvl w:val="0"/>
+          <w:numId w:val="435"/>
+        </w:numPr>
+      </w:pPr>
+      <w:r>
+        <w:t>Form a circle. Everyone puts their left hand toward the center, little fingers linked to the next Scout.</w:t>
+      </w:r>
+    </w:p>
+    <w:p>
+      <w:pPr>
+        <w:spacing w:after="20"/>
+        <w:numPr>
+          <w:ilvl w:val="0"/>
+          <w:numId w:val="435"/>
+        </w:numPr>
+      </w:pPr>
+      <w:r>
+        <w:t>Den Chief shares a 1-sentence thought tied to tonight (e.g., 'Tonight we practiced being Helpful.').</w:t>
+      </w:r>
+    </w:p>
+    <w:p>
+      <w:pPr>
+        <w:spacing w:after="20"/>
+        <w:numPr>
+          <w:ilvl w:val="0"/>
+          <w:numId w:val="435"/>
+        </w:numPr>
+      </w:pPr>
+      <w:r>
+        <w:t>On the Den Chief's signal, everyone raises the circle and gives a quiet 'Do Your Best!' Dismiss.</w:t>
       </w:r>
     </w:p>
     <w:p>
@@ -36365,65 +36531,6 @@
       </w:pPr>
       <w:r>
         <w:rPr>
-          <w:i/>
-          <w:sz w:val="18"/>
-        </w:rPr>
-        <w:t>Needs: Outdoor Code card, Leave No Trace Principles for Kids cards</w:t>
-      </w:r>
-    </w:p>
-    <w:p>
-      <w:pPr>
-        <w:spacing w:after="20"/>
-      </w:pPr>
-      <w:r>
-        <w:rPr>
-          <w:b/>
-        </w:rPr>
-        <w:t>Closing — Closing Ceremony - the Living Circle</w:t>
-      </w:r>
-    </w:p>
-    <w:p>
-      <w:pPr>
-        <w:spacing w:after="20"/>
-        <w:numPr>
-          <w:ilvl w:val="0"/>
-          <w:numId w:val="434"/>
-        </w:numPr>
-      </w:pPr>
-      <w:r>
-        <w:t>Form a circle. Everyone puts their left hand toward the center, little fingers linked to the next Scout.</w:t>
-      </w:r>
-    </w:p>
-    <w:p>
-      <w:pPr>
-        <w:spacing w:after="20"/>
-        <w:numPr>
-          <w:ilvl w:val="0"/>
-          <w:numId w:val="434"/>
-        </w:numPr>
-      </w:pPr>
-      <w:r>
-        <w:t>Den Chief shares a 1-sentence thought tied to tonight (e.g., 'Tonight we practiced being Helpful.').</w:t>
-      </w:r>
-    </w:p>
-    <w:p>
-      <w:pPr>
-        <w:spacing w:after="20"/>
-        <w:numPr>
-          <w:ilvl w:val="0"/>
-          <w:numId w:val="434"/>
-        </w:numPr>
-      </w:pPr>
-      <w:r>
-        <w:t>On the Den Chief's signal, everyone raises the circle and gives a quiet 'Do Your Best!' Dismiss.</w:t>
-      </w:r>
-    </w:p>
-    <w:p>
-      <w:pPr>
-        <w:spacing w:after="40"/>
-      </w:pPr>
-      <w:r>
-        <w:rPr>
           <w:b/>
         </w:rPr>
         <w:t>Send home / follow-up:</w:t>
@@ -36434,7 +36541,15 @@
         <w:pStyle w:val="ListBullet"/>
       </w:pPr>
       <w:r>
-        <w:t>Air out and store gear. Thank the adult who helped you get to the campout.</w:t>
+        <w:t>Keep practicing safe knife habits in your new Scouts BSA troop.</w:t>
+      </w:r>
+    </w:p>
+    <w:p>
+      <w:pPr>
+        <w:pStyle w:val="ListBullet"/>
+      </w:pPr>
+      <w:r>
+        <w:t>Ask your troop about earning the Totin' Chip.</w:t>
       </w:r>
     </w:p>
     <w:p>
@@ -36448,7 +36563,7 @@
         <w:t xml:space="preserve">Den Chief tip: </w:t>
       </w:r>
       <w:r>
-        <w:t>If a Scout missed the campout, schedule a make-up overnight with family, patrol, pack, or troop before awards.</w:t>
+        <w:t>Optional enrichment only. If most Scouts have moved fully to their troop, run this as a combined bridging activity or skip it.</w:t>
       </w:r>
     </w:p>
     <w:p>
@@ -36462,7 +36577,7 @@
         <w:t xml:space="preserve">Flex week idea: </w:t>
       </w:r>
       <w:r>
-        <w:t>Mar 11 (Roundtable): gear cleanup, campout make-up planning, or a patrol cooking/cleanup challenge after the spring campout.</w:t>
+        <w:t>Mar 11 (Roundtable): optional - AOL alumni help lead a Webelos or younger-den activity, or hold a patrol reunion cookout.</w:t>
       </w:r>
     </w:p>
     <w:p>
@@ -36475,7 +36590,7 @@
           <w:color w:val="5B2A86"/>
           <w:sz w:val="28"/>
         </w:rPr>
-        <w:t>April 2027: Knife Safety (elective) + Catch-Up</w:t>
+        <w:t>April 2027: Crossed Over - Mentor &amp; Celebrate</w:t>
       </w:r>
     </w:p>
     <w:p>
@@ -36483,7 +36598,7 @@
         <w:rPr>
           <w:i/>
         </w:rPr>
-        <w:t>Use April as a buffer to finish any incomplete required adventures before the April 29 End-of-Year Awards and crossover, while adding a fun crossover skill: safe knife use.</w:t>
+        <w:t>AOL Scouts have crossed over into their Scouts BSA troop. No required work remains. If they stay connected to the pack through the school year, use these slots to mentor younger dens and celebrate at the End-of-Year Awards on April 29.</w:t>
       </w:r>
     </w:p>
     <w:tbl>
@@ -36575,7 +36690,7 @@
         <w:pStyle w:val="ListBullet"/>
       </w:pPr>
       <w:r>
-        <w:t>Any AOL missing Bobcat, First Aid, Personal Fitness, Citizenship, Duty to God, or Outdoor Adventurer requirements should finish make-ups before the April 29 awards and crossover.</w:t>
+        <w:t>Nothing required. New Scouts should be attending their troop meetings; returning to help the pack is a bonus Good Turn.</w:t>
       </w:r>
     </w:p>
     <w:p>
@@ -36588,7 +36703,7 @@
           <w:color w:val="5B2A86"/>
           <w:sz w:val="25"/>
         </w:rPr>
-        <w:t>Thu Apr 8  —  Knife Rules and Safety Circle</w:t>
+        <w:t>Thu Apr 8  —  Mentor a Younger Den (optional)</w:t>
       </w:r>
     </w:p>
     <w:p>
@@ -36602,7 +36717,7 @@
         <w:t xml:space="preserve">Focus: </w:t>
       </w:r>
       <w:r>
-        <w:t>Read and promise to follow the Cub Scout Knife Safety Rules; practice safety circle, care, and handling.</w:t>
+        <w:t>Give back: crossed-over Scouts return to lead a game or skill for a younger den.</w:t>
       </w:r>
     </w:p>
     <w:p>
@@ -36621,23 +36736,7 @@
         <w:pStyle w:val="ListBullet"/>
       </w:pPr>
       <w:r>
-        <w:t>Knife Safety 1 (Read, understand, and promise to follow Cub Scout Knife Safety Rules)</w:t>
-      </w:r>
-    </w:p>
-    <w:p>
-      <w:pPr>
-        <w:pStyle w:val="ListBullet"/>
-      </w:pPr>
-      <w:r>
-        <w:t>Knife Safety 2 (Demonstrate knife safety circle)</w:t>
-      </w:r>
-    </w:p>
-    <w:p>
-      <w:pPr>
-        <w:pStyle w:val="ListBullet"/>
-      </w:pPr>
-      <w:r>
-        <w:t>Knife Safety 3 (Care for and use a knife safely)</w:t>
+        <w:t>No required adventure - leadership/service bonus</w:t>
       </w:r>
     </w:p>
     <w:p>
@@ -36653,54 +36752,54 @@
     </w:p>
     <w:p>
       <w:r>
-        <w:t>printed Cub Scout Knife Safety Rules, pencils, trainer knives or approved pocketknives, work gloves if desired, clean cloth, small sharpening stone for demo only</w:t>
-      </w:r>
-    </w:p>
-    <w:p>
-      <w:pPr>
-        <w:spacing w:after="20"/>
-      </w:pPr>
-      <w:r>
-        <w:rPr>
-          <w:b/>
-        </w:rPr>
-        <w:t>Gathering — Safety Circle Setup</w:t>
-      </w:r>
-    </w:p>
-    <w:p>
-      <w:pPr>
-        <w:spacing w:after="20"/>
-        <w:numPr>
-          <w:ilvl w:val="0"/>
-          <w:numId w:val="435"/>
-        </w:numPr>
-      </w:pPr>
-      <w:r>
-        <w:t>Scouts use arm's-length spacing to find safe work spots as they arrive.</w:t>
-      </w:r>
-    </w:p>
-    <w:p>
-      <w:pPr>
-        <w:spacing w:after="20"/>
-        <w:numPr>
-          <w:ilvl w:val="0"/>
-          <w:numId w:val="435"/>
-        </w:numPr>
-      </w:pPr>
-      <w:r>
-        <w:t>Den Chief checks each circle before any knife or trainer comes out.</w:t>
-      </w:r>
-    </w:p>
-    <w:p>
-      <w:pPr>
-        <w:spacing w:after="20"/>
-        <w:numPr>
-          <w:ilvl w:val="0"/>
-          <w:numId w:val="435"/>
-        </w:numPr>
-      </w:pPr>
-      <w:r>
-        <w:t>Patrol leader posts the stop signal and cleanup command.</w:t>
+        <w:t>chosen station supplies</w:t>
+      </w:r>
+    </w:p>
+    <w:p>
+      <w:pPr>
+        <w:spacing w:after="20"/>
+      </w:pPr>
+      <w:r>
+        <w:rPr>
+          <w:b/>
+        </w:rPr>
+        <w:t>Gathering — Leader's Huddle</w:t>
+      </w:r>
+    </w:p>
+    <w:p>
+      <w:pPr>
+        <w:spacing w:after="20"/>
+        <w:numPr>
+          <w:ilvl w:val="0"/>
+          <w:numId w:val="436"/>
+        </w:numPr>
+      </w:pPr>
+      <w:r>
+        <w:t>Returning Scouts pick which younger den they will help and what they will teach.</w:t>
+      </w:r>
+    </w:p>
+    <w:p>
+      <w:pPr>
+        <w:spacing w:after="20"/>
+        <w:numPr>
+          <w:ilvl w:val="0"/>
+          <w:numId w:val="436"/>
+        </w:numPr>
+      </w:pPr>
+      <w:r>
+        <w:t>Plan a 10-minute game or skill (knots, first aid, an active game).</w:t>
+      </w:r>
+    </w:p>
+    <w:p>
+      <w:pPr>
+        <w:spacing w:after="20"/>
+        <w:numPr>
+          <w:ilvl w:val="0"/>
+          <w:numId w:val="436"/>
+        </w:numPr>
+      </w:pPr>
+      <w:r>
+        <w:t>Assign who leads, who demos, and who encourages.</w:t>
       </w:r>
     </w:p>
     <w:p>
@@ -36719,7 +36818,7 @@
         <w:spacing w:after="20"/>
         <w:numPr>
           <w:ilvl w:val="0"/>
-          <w:numId w:val="436"/>
+          <w:numId w:val="437"/>
         </w:numPr>
       </w:pPr>
       <w:r>
@@ -36731,7 +36830,7 @@
         <w:spacing w:after="20"/>
         <w:numPr>
           <w:ilvl w:val="0"/>
-          <w:numId w:val="436"/>
+          <w:numId w:val="437"/>
         </w:numPr>
       </w:pPr>
       <w:r>
@@ -36743,7 +36842,7 @@
         <w:spacing w:after="20"/>
         <w:numPr>
           <w:ilvl w:val="0"/>
-          <w:numId w:val="436"/>
+          <w:numId w:val="437"/>
         </w:numPr>
       </w:pPr>
       <w:r>
@@ -36758,43 +36857,43 @@
         <w:rPr>
           <w:b/>
         </w:rPr>
-        <w:t>Activity — Cub Scout Knife Safety Rules</w:t>
-      </w:r>
-    </w:p>
-    <w:p>
-      <w:pPr>
-        <w:spacing w:after="20"/>
-        <w:numPr>
-          <w:ilvl w:val="0"/>
-          <w:numId w:val="437"/>
-        </w:numPr>
-      </w:pPr>
-      <w:r>
-        <w:t>Read the rules together and have Scouts explain each one in their own words.</w:t>
-      </w:r>
-    </w:p>
-    <w:p>
-      <w:pPr>
-        <w:spacing w:after="20"/>
-        <w:numPr>
-          <w:ilvl w:val="0"/>
-          <w:numId w:val="437"/>
-        </w:numPr>
-      </w:pPr>
-      <w:r>
-        <w:t>Each Scout makes the promise to follow the rules before handling a knife.</w:t>
-      </w:r>
-    </w:p>
-    <w:p>
-      <w:pPr>
-        <w:spacing w:after="20"/>
-        <w:numPr>
-          <w:ilvl w:val="0"/>
-          <w:numId w:val="437"/>
-        </w:numPr>
-      </w:pPr>
-      <w:r>
-        <w:t>Review when a knife is a tool, not a toy, and when it must be closed and put away.</w:t>
+        <w:t>Activity — Lead a Station</w:t>
+      </w:r>
+    </w:p>
+    <w:p>
+      <w:pPr>
+        <w:spacing w:after="20"/>
+        <w:numPr>
+          <w:ilvl w:val="0"/>
+          <w:numId w:val="438"/>
+        </w:numPr>
+      </w:pPr>
+      <w:r>
+        <w:t>Run the planned game or skill for a Lion, Tiger, Wolf, Bear, or Webelos den using EDGE.</w:t>
+      </w:r>
+    </w:p>
+    <w:p>
+      <w:pPr>
+        <w:spacing w:after="20"/>
+        <w:numPr>
+          <w:ilvl w:val="0"/>
+          <w:numId w:val="438"/>
+        </w:numPr>
+      </w:pPr>
+      <w:r>
+        <w:t>Model the Scout Oath and Law for the younger Scouts who look up to you.</w:t>
+      </w:r>
+    </w:p>
+    <w:p>
+      <w:pPr>
+        <w:spacing w:after="20"/>
+        <w:numPr>
+          <w:ilvl w:val="0"/>
+          <w:numId w:val="438"/>
+        </w:numPr>
+      </w:pPr>
+      <w:r>
+        <w:t>Debrief: what went well leading younger kids, and how does it feel to be the example?</w:t>
       </w:r>
     </w:p>
     <w:p>
@@ -36806,54 +36905,298 @@
           <w:i/>
           <w:sz w:val="18"/>
         </w:rPr>
-        <w:t>Needs: printed Cub Scout Knife Safety Rules, pencils</w:t>
-      </w:r>
-    </w:p>
-    <w:p>
-      <w:pPr>
-        <w:spacing w:after="20"/>
-      </w:pPr>
-      <w:r>
-        <w:rPr>
-          <w:b/>
-        </w:rPr>
-        <w:t>Activity — Knife Care and Handling Lab</w:t>
-      </w:r>
-    </w:p>
-    <w:p>
-      <w:pPr>
-        <w:spacing w:after="20"/>
-        <w:numPr>
-          <w:ilvl w:val="0"/>
-          <w:numId w:val="438"/>
-        </w:numPr>
-      </w:pPr>
-      <w:r>
-        <w:t>Demonstrate opening, closing, passing, carrying, and storing a pocketknife safely using EDGE.</w:t>
-      </w:r>
-    </w:p>
-    <w:p>
-      <w:pPr>
-        <w:spacing w:after="20"/>
-        <w:numPr>
-          <w:ilvl w:val="0"/>
-          <w:numId w:val="438"/>
-        </w:numPr>
-      </w:pPr>
-      <w:r>
-        <w:t>Scouts practice first with trainer knives or closed knives, then with approved knives under close supervision.</w:t>
-      </w:r>
-    </w:p>
-    <w:p>
-      <w:pPr>
-        <w:spacing w:after="20"/>
-        <w:numPr>
-          <w:ilvl w:val="0"/>
-          <w:numId w:val="438"/>
-        </w:numPr>
-      </w:pPr>
-      <w:r>
-        <w:t>Show basic care: clean, dry, sharp enough to be safe, and stored closed.</w:t>
+        <w:t>Needs: chosen station supplies</w:t>
+      </w:r>
+    </w:p>
+    <w:p>
+      <w:pPr>
+        <w:spacing w:after="20"/>
+      </w:pPr>
+      <w:r>
+        <w:rPr>
+          <w:b/>
+        </w:rPr>
+        <w:t>Closing — Closing Ceremony - the Living Circle</w:t>
+      </w:r>
+    </w:p>
+    <w:p>
+      <w:pPr>
+        <w:spacing w:after="20"/>
+        <w:numPr>
+          <w:ilvl w:val="0"/>
+          <w:numId w:val="439"/>
+        </w:numPr>
+      </w:pPr>
+      <w:r>
+        <w:t>Form a circle. Everyone puts their left hand toward the center, little fingers linked to the next Scout.</w:t>
+      </w:r>
+    </w:p>
+    <w:p>
+      <w:pPr>
+        <w:spacing w:after="20"/>
+        <w:numPr>
+          <w:ilvl w:val="0"/>
+          <w:numId w:val="439"/>
+        </w:numPr>
+      </w:pPr>
+      <w:r>
+        <w:t>Den Chief shares a 1-sentence thought tied to tonight (e.g., 'Tonight we practiced being Helpful.').</w:t>
+      </w:r>
+    </w:p>
+    <w:p>
+      <w:pPr>
+        <w:spacing w:after="20"/>
+        <w:numPr>
+          <w:ilvl w:val="0"/>
+          <w:numId w:val="439"/>
+        </w:numPr>
+      </w:pPr>
+      <w:r>
+        <w:t>On the Den Chief's signal, everyone raises the circle and gives a quiet 'Do Your Best!' Dismiss.</w:t>
+      </w:r>
+    </w:p>
+    <w:p>
+      <w:pPr>
+        <w:spacing w:after="40"/>
+      </w:pPr>
+      <w:r>
+        <w:rPr>
+          <w:b/>
+        </w:rPr>
+        <w:t>Send home / follow-up:</w:t>
+      </w:r>
+    </w:p>
+    <w:p>
+      <w:pPr>
+        <w:pStyle w:val="ListBullet"/>
+      </w:pPr>
+      <w:r>
+        <w:t>Keep showing up for your troop first; help the pack when you can.</w:t>
+      </w:r>
+    </w:p>
+    <w:p>
+      <w:pPr>
+        <w:pStyle w:val="ListBullet"/>
+      </w:pPr>
+      <w:r>
+        <w:t>Invite your family to the April 29 End-of-Year Awards.</w:t>
+      </w:r>
+    </w:p>
+    <w:p>
+      <w:pPr>
+        <w:spacing w:after="120"/>
+      </w:pPr>
+      <w:r>
+        <w:rPr>
+          <w:b/>
+        </w:rPr>
+        <w:t xml:space="preserve">Den Chief tip: </w:t>
+      </w:r>
+      <w:r>
+        <w:t>Purely optional. This is a beautiful way for new Scouts to stay connected and for the pack to see where Cub Scouting leads.</w:t>
+      </w:r>
+    </w:p>
+    <w:p>
+      <w:pPr>
+        <w:spacing w:before="200" w:after="80"/>
+      </w:pPr>
+      <w:r>
+        <w:rPr>
+          <w:b/>
+          <w:color w:val="5B2A86"/>
+          <w:sz w:val="25"/>
+        </w:rPr>
+        <w:t>Thu Apr 22  —  End-of-Year Send-Off (optional)</w:t>
+      </w:r>
+    </w:p>
+    <w:p>
+      <w:pPr>
+        <w:spacing w:after="40"/>
+      </w:pPr>
+      <w:r>
+        <w:rPr>
+          <w:b/>
+        </w:rPr>
+        <w:t xml:space="preserve">Focus: </w:t>
+      </w:r>
+      <w:r>
+        <w:t>Celebrate the crossover class at the April 29 pack awards and campfire.</w:t>
+      </w:r>
+    </w:p>
+    <w:p>
+      <w:pPr>
+        <w:spacing w:after="40"/>
+      </w:pPr>
+      <w:r>
+        <w:rPr>
+          <w:b/>
+        </w:rPr>
+        <w:t>Requirements completed tonight:</w:t>
+      </w:r>
+    </w:p>
+    <w:p>
+      <w:pPr>
+        <w:pStyle w:val="ListBullet"/>
+      </w:pPr>
+      <w:r>
+        <w:t>No required adventure - celebration</w:t>
+      </w:r>
+    </w:p>
+    <w:p>
+      <w:pPr>
+        <w:spacing w:after="40"/>
+      </w:pPr>
+      <w:r>
+        <w:rPr>
+          <w:b/>
+        </w:rPr>
+        <w:t>Materials to bring:</w:t>
+      </w:r>
+    </w:p>
+    <w:p>
+      <w:r>
+        <w:t>awards/certificates from the pack, campfire program</w:t>
+      </w:r>
+    </w:p>
+    <w:p>
+      <w:pPr>
+        <w:spacing w:after="20"/>
+      </w:pPr>
+      <w:r>
+        <w:rPr>
+          <w:b/>
+        </w:rPr>
+        <w:t>Gathering — Memory Wall</w:t>
+      </w:r>
+    </w:p>
+    <w:p>
+      <w:pPr>
+        <w:spacing w:after="20"/>
+        <w:numPr>
+          <w:ilvl w:val="0"/>
+          <w:numId w:val="440"/>
+        </w:numPr>
+      </w:pPr>
+      <w:r>
+        <w:t>Scouts and families post favorite Cub Scout photos or memories.</w:t>
+      </w:r>
+    </w:p>
+    <w:p>
+      <w:pPr>
+        <w:spacing w:after="20"/>
+        <w:numPr>
+          <w:ilvl w:val="0"/>
+          <w:numId w:val="440"/>
+        </w:numPr>
+      </w:pPr>
+      <w:r>
+        <w:t>Each new Scout writes one hope for their Scouts BSA journey.</w:t>
+      </w:r>
+    </w:p>
+    <w:p>
+      <w:pPr>
+        <w:spacing w:after="20"/>
+        <w:numPr>
+          <w:ilvl w:val="0"/>
+          <w:numId w:val="440"/>
+        </w:numPr>
+      </w:pPr>
+      <w:r>
+        <w:t>Share a few aloud to open the celebration.</w:t>
+      </w:r>
+    </w:p>
+    <w:p>
+      <w:pPr>
+        <w:spacing w:after="20"/>
+      </w:pPr>
+      <w:r>
+        <w:rPr>
+          <w:b/>
+        </w:rPr>
+        <w:t>Opening — Opening Ceremony</w:t>
+      </w:r>
+    </w:p>
+    <w:p>
+      <w:pPr>
+        <w:spacing w:after="20"/>
+        <w:numPr>
+          <w:ilvl w:val="0"/>
+          <w:numId w:val="441"/>
+        </w:numPr>
+      </w:pPr>
+      <w:r>
+        <w:t>Form up in a horseshoe or circle. Ask a Scout to lead the Pledge of Allegiance to the flag.</w:t>
+      </w:r>
+    </w:p>
+    <w:p>
+      <w:pPr>
+        <w:spacing w:after="20"/>
+        <w:numPr>
+          <w:ilvl w:val="0"/>
+          <w:numId w:val="441"/>
+        </w:numPr>
+      </w:pPr>
+      <w:r>
+        <w:t>Everyone gives the Cub Scout sign and recites the Scout Oath together.</w:t>
+      </w:r>
+    </w:p>
+    <w:p>
+      <w:pPr>
+        <w:spacing w:after="20"/>
+        <w:numPr>
+          <w:ilvl w:val="0"/>
+          <w:numId w:val="441"/>
+        </w:numPr>
+      </w:pPr>
+      <w:r>
+        <w:t>Recite the Scout Law together. Younger dens may say it line-by-line after the Den Chief.</w:t>
+      </w:r>
+    </w:p>
+    <w:p>
+      <w:pPr>
+        <w:spacing w:after="20"/>
+      </w:pPr>
+      <w:r>
+        <w:rPr>
+          <w:b/>
+        </w:rPr>
+        <w:t>Activity — Recognition &amp; Campfire</w:t>
+      </w:r>
+    </w:p>
+    <w:p>
+      <w:pPr>
+        <w:spacing w:after="20"/>
+        <w:numPr>
+          <w:ilvl w:val="0"/>
+          <w:numId w:val="442"/>
+        </w:numPr>
+      </w:pPr>
+      <w:r>
+        <w:t>Recognize the AOL crossover class in front of the pack at the April 29 awards.</w:t>
+      </w:r>
+    </w:p>
+    <w:p>
+      <w:pPr>
+        <w:spacing w:after="20"/>
+        <w:numPr>
+          <w:ilvl w:val="0"/>
+          <w:numId w:val="442"/>
+        </w:numPr>
+      </w:pPr>
+      <w:r>
+        <w:t>New Scouts lead a cheer, skit, or song to model Scout spirit for younger dens.</w:t>
+      </w:r>
+    </w:p>
+    <w:p>
+      <w:pPr>
+        <w:spacing w:after="20"/>
+        <w:numPr>
+          <w:ilvl w:val="0"/>
+          <w:numId w:val="442"/>
+        </w:numPr>
+      </w:pPr>
+      <w:r>
+        <w:t>Close with the Scout Oath and Law led by the crossover class.</w:t>
       </w:r>
     </w:p>
     <w:p>
@@ -36865,7 +37208,7 @@
           <w:i/>
           <w:sz w:val="18"/>
         </w:rPr>
-        <w:t>Needs: trainer knives or approved pocketknives, work gloves if desired, clean cloth, small sharpening stone for demo only</w:t>
+        <w:t>Needs: awards/certificates from the pack, campfire program</w:t>
       </w:r>
     </w:p>
     <w:p>
@@ -36884,7 +37227,7 @@
         <w:spacing w:after="20"/>
         <w:numPr>
           <w:ilvl w:val="0"/>
-          <w:numId w:val="439"/>
+          <w:numId w:val="443"/>
         </w:numPr>
       </w:pPr>
       <w:r>
@@ -36896,7 +37239,7 @@
         <w:spacing w:after="20"/>
         <w:numPr>
           <w:ilvl w:val="0"/>
-          <w:numId w:val="439"/>
+          <w:numId w:val="443"/>
         </w:numPr>
       </w:pPr>
       <w:r>
@@ -36908,7 +37251,7 @@
         <w:spacing w:after="20"/>
         <w:numPr>
           <w:ilvl w:val="0"/>
-          <w:numId w:val="439"/>
+          <w:numId w:val="443"/>
         </w:numPr>
       </w:pPr>
       <w:r>
@@ -36931,15 +37274,7 @@
         <w:pStyle w:val="ListBullet"/>
       </w:pPr>
       <w:r>
-        <w:t>Tell families whether Scouts may bring an approved pocketknife next time and what supervision rules apply.</w:t>
-      </w:r>
-    </w:p>
-    <w:p>
-      <w:pPr>
-        <w:pStyle w:val="ListBullet"/>
-      </w:pPr>
-      <w:r>
-        <w:t>Check Scoutbook for any missing required-adventure items.</w:t>
+        <w:t>Congratulations - you finished Cub Scouting and crossed over! Be Prepared and Do a Good Turn Daily.</w:t>
       </w:r>
     </w:p>
     <w:p>
@@ -36953,377 +37288,7 @@
         <w:t xml:space="preserve">Den Chief tip: </w:t>
       </w:r>
       <w:r>
-        <w:t>Follow pack policy, Guide to Safe Scouting, and local rules. Maintain tight supervision and stop immediately for unsafe behavior.</w:t>
-      </w:r>
-    </w:p>
-    <w:p>
-      <w:pPr>
-        <w:spacing w:before="200" w:after="80"/>
-      </w:pPr>
-      <w:r>
-        <w:rPr>
-          <w:b/>
-          <w:color w:val="5B2A86"/>
-          <w:sz w:val="25"/>
-        </w:rPr>
-        <w:t>Thu Apr 22  —  Whittle a Useful Object and Kitchen Cuts</w:t>
-      </w:r>
-    </w:p>
-    <w:p>
-      <w:pPr>
-        <w:spacing w:after="40"/>
-      </w:pPr>
-      <w:r>
-        <w:rPr>
-          <w:b/>
-        </w:rPr>
-        <w:t xml:space="preserve">Focus: </w:t>
-      </w:r>
-      <w:r>
-        <w:t>Use a pocketknife to make a useful object and choose the correct cooking knife for slice, chop, and mince.</w:t>
-      </w:r>
-    </w:p>
-    <w:p>
-      <w:pPr>
-        <w:spacing w:after="40"/>
-      </w:pPr>
-      <w:r>
-        <w:rPr>
-          <w:b/>
-        </w:rPr>
-        <w:t>Requirements completed tonight:</w:t>
-      </w:r>
-    </w:p>
-    <w:p>
-      <w:pPr>
-        <w:pStyle w:val="ListBullet"/>
-      </w:pPr>
-      <w:r>
-        <w:t>Knife Safety 4 (Use a pocketknife to make a useful object)</w:t>
-      </w:r>
-    </w:p>
-    <w:p>
-      <w:pPr>
-        <w:pStyle w:val="ListBullet"/>
-      </w:pPr>
-      <w:r>
-        <w:t>Knife Safety 5 (Choose correct cooking knife and demonstrate slice, chop, mince)</w:t>
-      </w:r>
-    </w:p>
-    <w:p>
-      <w:pPr>
-        <w:spacing w:after="40"/>
-      </w:pPr>
-      <w:r>
-        <w:rPr>
-          <w:b/>
-        </w:rPr>
-        <w:t>Materials to bring:</w:t>
-      </w:r>
-    </w:p>
-    <w:p>
-      <w:r>
-        <w:t>approved pocketknives, soft wood blanks or sticks, cut-resistant gloves if available, drop cloth, first-aid kit, cutting boards, paring knife, chef's knife, serrated knife, soft foods such as bananas, cucumbers, or herbs, sanitizer and paper towels</w:t>
-      </w:r>
-    </w:p>
-    <w:p>
-      <w:pPr>
-        <w:spacing w:after="20"/>
-      </w:pPr>
-      <w:r>
-        <w:rPr>
-          <w:b/>
-        </w:rPr>
-        <w:t>Gathering — Edge-Away Review</w:t>
-      </w:r>
-    </w:p>
-    <w:p>
-      <w:pPr>
-        <w:spacing w:after="20"/>
-        <w:numPr>
-          <w:ilvl w:val="0"/>
-          <w:numId w:val="440"/>
-        </w:numPr>
-      </w:pPr>
-      <w:r>
-        <w:t>Scouts demonstrate their safety circle with closed knives or trainers.</w:t>
-      </w:r>
-    </w:p>
-    <w:p>
-      <w:pPr>
-        <w:spacing w:after="20"/>
-        <w:numPr>
-          <w:ilvl w:val="0"/>
-          <w:numId w:val="440"/>
-        </w:numPr>
-      </w:pPr>
-      <w:r>
-        <w:t>Patrol leader asks the group to name the top three rules before work begins.</w:t>
-      </w:r>
-    </w:p>
-    <w:p>
-      <w:pPr>
-        <w:spacing w:after="20"/>
-        <w:numPr>
-          <w:ilvl w:val="0"/>
-          <w:numId w:val="440"/>
-        </w:numPr>
-      </w:pPr>
-      <w:r>
-        <w:t>Anyone who cannot state the rules observes until coached.</w:t>
-      </w:r>
-    </w:p>
-    <w:p>
-      <w:pPr>
-        <w:spacing w:after="20"/>
-      </w:pPr>
-      <w:r>
-        <w:rPr>
-          <w:b/>
-        </w:rPr>
-        <w:t>Opening — Opening Ceremony</w:t>
-      </w:r>
-    </w:p>
-    <w:p>
-      <w:pPr>
-        <w:spacing w:after="20"/>
-        <w:numPr>
-          <w:ilvl w:val="0"/>
-          <w:numId w:val="441"/>
-        </w:numPr>
-      </w:pPr>
-      <w:r>
-        <w:t>Form up in a horseshoe or circle. Ask a Scout to lead the Pledge of Allegiance to the flag.</w:t>
-      </w:r>
-    </w:p>
-    <w:p>
-      <w:pPr>
-        <w:spacing w:after="20"/>
-        <w:numPr>
-          <w:ilvl w:val="0"/>
-          <w:numId w:val="441"/>
-        </w:numPr>
-      </w:pPr>
-      <w:r>
-        <w:t>Everyone gives the Cub Scout sign and recites the Scout Oath together.</w:t>
-      </w:r>
-    </w:p>
-    <w:p>
-      <w:pPr>
-        <w:spacing w:after="20"/>
-        <w:numPr>
-          <w:ilvl w:val="0"/>
-          <w:numId w:val="441"/>
-        </w:numPr>
-      </w:pPr>
-      <w:r>
-        <w:t>Recite the Scout Law together. Younger dens may say it line-by-line after the Den Chief.</w:t>
-      </w:r>
-    </w:p>
-    <w:p>
-      <w:pPr>
-        <w:spacing w:after="20"/>
-      </w:pPr>
-      <w:r>
-        <w:rPr>
-          <w:b/>
-        </w:rPr>
-        <w:t>Activity — Whittle a Useful Object</w:t>
-      </w:r>
-    </w:p>
-    <w:p>
-      <w:pPr>
-        <w:spacing w:after="20"/>
-        <w:numPr>
-          <w:ilvl w:val="0"/>
-          <w:numId w:val="442"/>
-        </w:numPr>
-      </w:pPr>
-      <w:r>
-        <w:t>Choose a simple useful object: tent stake, fuzz stick, pot scraper, or labeled garden marker.</w:t>
-      </w:r>
-    </w:p>
-    <w:p>
-      <w:pPr>
-        <w:spacing w:after="20"/>
-        <w:numPr>
-          <w:ilvl w:val="0"/>
-          <w:numId w:val="442"/>
-        </w:numPr>
-      </w:pPr>
-      <w:r>
-        <w:t>Scouts whittle away from themselves inside safety circles with adult/Den Chief coaching.</w:t>
-      </w:r>
-    </w:p>
-    <w:p>
-      <w:pPr>
-        <w:spacing w:after="20"/>
-        <w:numPr>
-          <w:ilvl w:val="0"/>
-          <w:numId w:val="442"/>
-        </w:numPr>
-      </w:pPr>
-      <w:r>
-        <w:t>Stop, close knives, clean the area, and have each Scout explain what they made.</w:t>
-      </w:r>
-    </w:p>
-    <w:p>
-      <w:pPr>
-        <w:spacing w:after="40"/>
-      </w:pPr>
-      <w:r>
-        <w:rPr>
-          <w:i/>
-          <w:sz w:val="18"/>
-        </w:rPr>
-        <w:t>Needs: approved pocketknives, soft wood blanks or sticks, cut-resistant gloves if available, drop cloth, first-aid kit</w:t>
-      </w:r>
-    </w:p>
-    <w:p>
-      <w:pPr>
-        <w:spacing w:after="20"/>
-      </w:pPr>
-      <w:r>
-        <w:rPr>
-          <w:b/>
-        </w:rPr>
-        <w:t>Activity — Camp Kitchen Knife Skills</w:t>
-      </w:r>
-    </w:p>
-    <w:p>
-      <w:pPr>
-        <w:spacing w:after="20"/>
-        <w:numPr>
-          <w:ilvl w:val="0"/>
-          <w:numId w:val="443"/>
-        </w:numPr>
-      </w:pPr>
-      <w:r>
-        <w:t>Show which cooking knife fits each job: paring, chef's knife, or serrated knife.</w:t>
-      </w:r>
-    </w:p>
-    <w:p>
-      <w:pPr>
-        <w:spacing w:after="20"/>
-        <w:numPr>
-          <w:ilvl w:val="0"/>
-          <w:numId w:val="443"/>
-        </w:numPr>
-      </w:pPr>
-      <w:r>
-        <w:t>Scouts demonstrate slice, chop, and mince on soft foods using claw-hand technique.</w:t>
-      </w:r>
-    </w:p>
-    <w:p>
-      <w:pPr>
-        <w:spacing w:after="20"/>
-        <w:numPr>
-          <w:ilvl w:val="0"/>
-          <w:numId w:val="443"/>
-        </w:numPr>
-      </w:pPr>
-      <w:r>
-        <w:t>Use the cut food in a simple camp snack if time allows.</w:t>
-      </w:r>
-    </w:p>
-    <w:p>
-      <w:pPr>
-        <w:spacing w:after="40"/>
-      </w:pPr>
-      <w:r>
-        <w:rPr>
-          <w:i/>
-          <w:sz w:val="18"/>
-        </w:rPr>
-        <w:t>Needs: cutting boards, paring knife, chef's knife, serrated knife, soft foods such as bananas, cucumbers, or herbs, sanitizer and paper towels</w:t>
-      </w:r>
-    </w:p>
-    <w:p>
-      <w:pPr>
-        <w:spacing w:after="20"/>
-      </w:pPr>
-      <w:r>
-        <w:rPr>
-          <w:b/>
-        </w:rPr>
-        <w:t>Closing — Closing Ceremony - the Living Circle</w:t>
-      </w:r>
-    </w:p>
-    <w:p>
-      <w:pPr>
-        <w:spacing w:after="20"/>
-        <w:numPr>
-          <w:ilvl w:val="0"/>
-          <w:numId w:val="444"/>
-        </w:numPr>
-      </w:pPr>
-      <w:r>
-        <w:t>Form a circle. Everyone puts their left hand toward the center, little fingers linked to the next Scout.</w:t>
-      </w:r>
-    </w:p>
-    <w:p>
-      <w:pPr>
-        <w:spacing w:after="20"/>
-        <w:numPr>
-          <w:ilvl w:val="0"/>
-          <w:numId w:val="444"/>
-        </w:numPr>
-      </w:pPr>
-      <w:r>
-        <w:t>Den Chief shares a 1-sentence thought tied to tonight (e.g., 'Tonight we practiced being Helpful.').</w:t>
-      </w:r>
-    </w:p>
-    <w:p>
-      <w:pPr>
-        <w:spacing w:after="20"/>
-        <w:numPr>
-          <w:ilvl w:val="0"/>
-          <w:numId w:val="444"/>
-        </w:numPr>
-      </w:pPr>
-      <w:r>
-        <w:t>On the Den Chief's signal, everyone raises the circle and gives a quiet 'Do Your Best!' Dismiss.</w:t>
-      </w:r>
-    </w:p>
-    <w:p>
-      <w:pPr>
-        <w:spacing w:after="40"/>
-      </w:pPr>
-      <w:r>
-        <w:rPr>
-          <w:b/>
-        </w:rPr>
-        <w:t>Send home / follow-up:</w:t>
-      </w:r>
-    </w:p>
-    <w:p>
-      <w:pPr>
-        <w:pStyle w:val="ListBullet"/>
-      </w:pPr>
-      <w:r>
-        <w:t>Bring any final make-up evidence before the April 29 End-of-Year Awards and crossover.</w:t>
-      </w:r>
-    </w:p>
-    <w:p>
-      <w:pPr>
-        <w:pStyle w:val="ListBullet"/>
-      </w:pPr>
-      <w:r>
-        <w:t>Celebrate crossing over - keep practicing safe knife habits in Scouts BSA.</w:t>
-      </w:r>
-    </w:p>
-    <w:p>
-      <w:pPr>
-        <w:spacing w:after="120"/>
-      </w:pPr>
-      <w:r>
-        <w:rPr>
-          <w:b/>
-        </w:rPr>
-        <w:t xml:space="preserve">Den Chief tip: </w:t>
-      </w:r>
-      <w:r>
-        <w:t>April is the safety net. Do not let the fun elective crowd out rank completion checks before awards night.</w:t>
+        <w:t>The April 29 awards are the pack's send-off. Let the new Scouts lead the ceremony pieces - they are the role models now.</w:t>
       </w:r>
     </w:p>
     <w:p>
@@ -37337,7 +37302,7 @@
         <w:t xml:space="preserve">Flex week idea: </w:t>
       </w:r>
       <w:r>
-        <w:t>Apr 15 (Roundtable): final catch-up night for required adventures, Scoutbook cleanup, crossover rehearsal, or extra supervised whittling practice.</w:t>
+        <w:t>Apr 15 (Roundtable): optional - final Scoutbook cleanup for any late records, or plan the crossover class's role at the April 29 awards.</w:t>
       </w:r>
     </w:p>
     <w:sectPr>
@@ -40166,12 +40131,6 @@
       <w:startOverride w:val="1"/>
     </w:lvlOverride>
   </w:num>
-  <w:num w:numId="444">
-    <w:abstractNumId w:val="9"/>
-    <w:lvlOverride w:ilvl="0">
-      <w:startOverride w:val="1"/>
-    </w:lvlOverride>
-  </w:num>
 </w:numbering>
 </file>
 
